--- a/reports/MPC-report-week-4.docx
+++ b/reports/MPC-report-week-4.docx
@@ -2652,41 +2652,1134 @@
           <w:sz w:val="21"/>
           <w:szCs w:val="21"/>
           <w:shd w:val="clear" w:color="auto" w:fill="FFFFFF"/>
-          <w:lang w:eastAsia="en-GB"/>
+          <w:lang w:val="en-GB" w:eastAsia="en-GB"/>
         </w:rPr>
       </w:pPr>
-      <w:r>
-        <w:rPr>
-          <w:rFonts w:ascii="Open Sans" w:eastAsia="Times New Roman" w:hAnsi="Open Sans" w:cs="Open Sans"/>
-          <w:color w:val="000000"/>
-          <w:sz w:val="21"/>
-          <w:szCs w:val="21"/>
-          <w:shd w:val="clear" w:color="auto" w:fill="FFFFFF"/>
-          <w:lang w:val="en-GB" w:eastAsia="en-GB"/>
-        </w:rPr>
-        <w:t>Most important parameters are</w:t>
-      </w:r>
-      <w:r>
-        <w:rPr>
-          <w:rFonts w:ascii="Open Sans" w:eastAsia="Times New Roman" w:hAnsi="Open Sans" w:cs="Open Sans"/>
-          <w:color w:val="000000"/>
-          <w:sz w:val="21"/>
-          <w:szCs w:val="21"/>
-          <w:shd w:val="clear" w:color="auto" w:fill="FFFFFF"/>
-          <w:lang w:val="en-GB" w:eastAsia="en-GB"/>
-        </w:rPr>
-        <w:t xml:space="preserve"> number of randomly distributed particles during resample step and the value of noise in prediction step.</w:t>
-      </w:r>
-      <w:r>
-        <w:rPr>
-          <w:rFonts w:ascii="Open Sans" w:eastAsia="Times New Roman" w:hAnsi="Open Sans" w:cs="Open Sans"/>
-          <w:color w:val="000000"/>
-          <w:sz w:val="21"/>
-          <w:szCs w:val="21"/>
-          <w:shd w:val="clear" w:color="auto" w:fill="FFFFFF"/>
-          <w:lang w:val="en-GB" w:eastAsia="en-GB"/>
-        </w:rPr>
-        <w:t xml:space="preserve"> The low number of randomly distributed particles leads to stack the estimated pose in wrong position and not convergent to the position of robot, on the other hand to high number leads to poor pose estimation. </w:t>
+      <w:proofErr w:type="spellStart"/>
+      <w:r>
+        <w:rPr>
+          <w:rFonts w:ascii="Open Sans" w:eastAsia="Times New Roman" w:hAnsi="Open Sans" w:cs="Open Sans"/>
+          <w:color w:val="000000"/>
+          <w:sz w:val="21"/>
+          <w:szCs w:val="21"/>
+          <w:shd w:val="clear" w:color="auto" w:fill="FFFFFF"/>
+          <w:lang w:eastAsia="en-GB"/>
+        </w:rPr>
+        <w:t>The</w:t>
+      </w:r>
+      <w:proofErr w:type="spellEnd"/>
+      <w:r>
+        <w:rPr>
+          <w:rFonts w:ascii="Open Sans" w:eastAsia="Times New Roman" w:hAnsi="Open Sans" w:cs="Open Sans"/>
+          <w:color w:val="000000"/>
+          <w:sz w:val="21"/>
+          <w:szCs w:val="21"/>
+          <w:shd w:val="clear" w:color="auto" w:fill="FFFFFF"/>
+          <w:lang w:eastAsia="en-GB"/>
+        </w:rPr>
+        <w:t xml:space="preserve"> most </w:t>
+      </w:r>
+      <w:proofErr w:type="spellStart"/>
+      <w:r>
+        <w:rPr>
+          <w:rFonts w:ascii="Open Sans" w:eastAsia="Times New Roman" w:hAnsi="Open Sans" w:cs="Open Sans"/>
+          <w:color w:val="000000"/>
+          <w:sz w:val="21"/>
+          <w:szCs w:val="21"/>
+          <w:shd w:val="clear" w:color="auto" w:fill="FFFFFF"/>
+          <w:lang w:eastAsia="en-GB"/>
+        </w:rPr>
+        <w:t>important</w:t>
+      </w:r>
+      <w:proofErr w:type="spellEnd"/>
+      <w:r>
+        <w:rPr>
+          <w:rFonts w:ascii="Open Sans" w:eastAsia="Times New Roman" w:hAnsi="Open Sans" w:cs="Open Sans"/>
+          <w:color w:val="000000"/>
+          <w:sz w:val="21"/>
+          <w:szCs w:val="21"/>
+          <w:shd w:val="clear" w:color="auto" w:fill="FFFFFF"/>
+          <w:lang w:eastAsia="en-GB"/>
+        </w:rPr>
+        <w:t xml:space="preserve"> </w:t>
+      </w:r>
+      <w:proofErr w:type="spellStart"/>
+      <w:r>
+        <w:rPr>
+          <w:rFonts w:ascii="Open Sans" w:eastAsia="Times New Roman" w:hAnsi="Open Sans" w:cs="Open Sans"/>
+          <w:color w:val="000000"/>
+          <w:sz w:val="21"/>
+          <w:szCs w:val="21"/>
+          <w:shd w:val="clear" w:color="auto" w:fill="FFFFFF"/>
+          <w:lang w:eastAsia="en-GB"/>
+        </w:rPr>
+        <w:t>parameters</w:t>
+      </w:r>
+      <w:proofErr w:type="spellEnd"/>
+      <w:r>
+        <w:rPr>
+          <w:rFonts w:ascii="Open Sans" w:eastAsia="Times New Roman" w:hAnsi="Open Sans" w:cs="Open Sans"/>
+          <w:color w:val="000000"/>
+          <w:sz w:val="21"/>
+          <w:szCs w:val="21"/>
+          <w:shd w:val="clear" w:color="auto" w:fill="FFFFFF"/>
+          <w:lang w:eastAsia="en-GB"/>
+        </w:rPr>
+        <w:t xml:space="preserve"> are </w:t>
+      </w:r>
+      <w:proofErr w:type="spellStart"/>
+      <w:r>
+        <w:rPr>
+          <w:rFonts w:ascii="Open Sans" w:eastAsia="Times New Roman" w:hAnsi="Open Sans" w:cs="Open Sans"/>
+          <w:color w:val="000000"/>
+          <w:sz w:val="21"/>
+          <w:szCs w:val="21"/>
+          <w:shd w:val="clear" w:color="auto" w:fill="FFFFFF"/>
+          <w:lang w:eastAsia="en-GB"/>
+        </w:rPr>
+        <w:t>the</w:t>
+      </w:r>
+      <w:proofErr w:type="spellEnd"/>
+      <w:r>
+        <w:rPr>
+          <w:rFonts w:ascii="Open Sans" w:eastAsia="Times New Roman" w:hAnsi="Open Sans" w:cs="Open Sans"/>
+          <w:color w:val="000000"/>
+          <w:sz w:val="21"/>
+          <w:szCs w:val="21"/>
+          <w:shd w:val="clear" w:color="auto" w:fill="FFFFFF"/>
+          <w:lang w:eastAsia="en-GB"/>
+        </w:rPr>
+        <w:t xml:space="preserve"> </w:t>
+      </w:r>
+      <w:proofErr w:type="spellStart"/>
+      <w:r>
+        <w:rPr>
+          <w:rFonts w:ascii="Open Sans" w:eastAsia="Times New Roman" w:hAnsi="Open Sans" w:cs="Open Sans"/>
+          <w:color w:val="000000"/>
+          <w:sz w:val="21"/>
+          <w:szCs w:val="21"/>
+          <w:shd w:val="clear" w:color="auto" w:fill="FFFFFF"/>
+          <w:lang w:eastAsia="en-GB"/>
+        </w:rPr>
+        <w:t>number</w:t>
+      </w:r>
+      <w:proofErr w:type="spellEnd"/>
+      <w:r>
+        <w:rPr>
+          <w:rFonts w:ascii="Open Sans" w:eastAsia="Times New Roman" w:hAnsi="Open Sans" w:cs="Open Sans"/>
+          <w:color w:val="000000"/>
+          <w:sz w:val="21"/>
+          <w:szCs w:val="21"/>
+          <w:shd w:val="clear" w:color="auto" w:fill="FFFFFF"/>
+          <w:lang w:eastAsia="en-GB"/>
+        </w:rPr>
+        <w:t xml:space="preserve"> </w:t>
+      </w:r>
+      <w:proofErr w:type="spellStart"/>
+      <w:r>
+        <w:rPr>
+          <w:rFonts w:ascii="Open Sans" w:eastAsia="Times New Roman" w:hAnsi="Open Sans" w:cs="Open Sans"/>
+          <w:color w:val="000000"/>
+          <w:sz w:val="21"/>
+          <w:szCs w:val="21"/>
+          <w:shd w:val="clear" w:color="auto" w:fill="FFFFFF"/>
+          <w:lang w:eastAsia="en-GB"/>
+        </w:rPr>
+        <w:t>of</w:t>
+      </w:r>
+      <w:proofErr w:type="spellEnd"/>
+      <w:r>
+        <w:rPr>
+          <w:rFonts w:ascii="Open Sans" w:eastAsia="Times New Roman" w:hAnsi="Open Sans" w:cs="Open Sans"/>
+          <w:color w:val="000000"/>
+          <w:sz w:val="21"/>
+          <w:szCs w:val="21"/>
+          <w:shd w:val="clear" w:color="auto" w:fill="FFFFFF"/>
+          <w:lang w:eastAsia="en-GB"/>
+        </w:rPr>
+        <w:t xml:space="preserve"> </w:t>
+      </w:r>
+      <w:proofErr w:type="spellStart"/>
+      <w:r>
+        <w:rPr>
+          <w:rFonts w:ascii="Open Sans" w:eastAsia="Times New Roman" w:hAnsi="Open Sans" w:cs="Open Sans"/>
+          <w:color w:val="000000"/>
+          <w:sz w:val="21"/>
+          <w:szCs w:val="21"/>
+          <w:shd w:val="clear" w:color="auto" w:fill="FFFFFF"/>
+          <w:lang w:eastAsia="en-GB"/>
+        </w:rPr>
+        <w:t>randomly</w:t>
+      </w:r>
+      <w:proofErr w:type="spellEnd"/>
+      <w:r>
+        <w:rPr>
+          <w:rFonts w:ascii="Open Sans" w:eastAsia="Times New Roman" w:hAnsi="Open Sans" w:cs="Open Sans"/>
+          <w:color w:val="000000"/>
+          <w:sz w:val="21"/>
+          <w:szCs w:val="21"/>
+          <w:shd w:val="clear" w:color="auto" w:fill="FFFFFF"/>
+          <w:lang w:eastAsia="en-GB"/>
+        </w:rPr>
+        <w:t xml:space="preserve"> </w:t>
+      </w:r>
+      <w:proofErr w:type="spellStart"/>
+      <w:r>
+        <w:rPr>
+          <w:rFonts w:ascii="Open Sans" w:eastAsia="Times New Roman" w:hAnsi="Open Sans" w:cs="Open Sans"/>
+          <w:color w:val="000000"/>
+          <w:sz w:val="21"/>
+          <w:szCs w:val="21"/>
+          <w:shd w:val="clear" w:color="auto" w:fill="FFFFFF"/>
+          <w:lang w:eastAsia="en-GB"/>
+        </w:rPr>
+        <w:t>distributed</w:t>
+      </w:r>
+      <w:proofErr w:type="spellEnd"/>
+      <w:r>
+        <w:rPr>
+          <w:rFonts w:ascii="Open Sans" w:eastAsia="Times New Roman" w:hAnsi="Open Sans" w:cs="Open Sans"/>
+          <w:color w:val="000000"/>
+          <w:sz w:val="21"/>
+          <w:szCs w:val="21"/>
+          <w:shd w:val="clear" w:color="auto" w:fill="FFFFFF"/>
+          <w:lang w:eastAsia="en-GB"/>
+        </w:rPr>
+        <w:t xml:space="preserve"> </w:t>
+      </w:r>
+      <w:proofErr w:type="spellStart"/>
+      <w:r>
+        <w:rPr>
+          <w:rFonts w:ascii="Open Sans" w:eastAsia="Times New Roman" w:hAnsi="Open Sans" w:cs="Open Sans"/>
+          <w:color w:val="000000"/>
+          <w:sz w:val="21"/>
+          <w:szCs w:val="21"/>
+          <w:shd w:val="clear" w:color="auto" w:fill="FFFFFF"/>
+          <w:lang w:eastAsia="en-GB"/>
+        </w:rPr>
+        <w:t>particles</w:t>
+      </w:r>
+      <w:proofErr w:type="spellEnd"/>
+      <w:r>
+        <w:rPr>
+          <w:rFonts w:ascii="Open Sans" w:eastAsia="Times New Roman" w:hAnsi="Open Sans" w:cs="Open Sans"/>
+          <w:color w:val="000000"/>
+          <w:sz w:val="21"/>
+          <w:szCs w:val="21"/>
+          <w:shd w:val="clear" w:color="auto" w:fill="FFFFFF"/>
+          <w:lang w:eastAsia="en-GB"/>
+        </w:rPr>
+        <w:t xml:space="preserve"> </w:t>
+      </w:r>
+      <w:proofErr w:type="spellStart"/>
+      <w:r>
+        <w:rPr>
+          <w:rFonts w:ascii="Open Sans" w:eastAsia="Times New Roman" w:hAnsi="Open Sans" w:cs="Open Sans"/>
+          <w:color w:val="000000"/>
+          <w:sz w:val="21"/>
+          <w:szCs w:val="21"/>
+          <w:shd w:val="clear" w:color="auto" w:fill="FFFFFF"/>
+          <w:lang w:eastAsia="en-GB"/>
+        </w:rPr>
+        <w:t>during</w:t>
+      </w:r>
+      <w:proofErr w:type="spellEnd"/>
+      <w:r>
+        <w:rPr>
+          <w:rFonts w:ascii="Open Sans" w:eastAsia="Times New Roman" w:hAnsi="Open Sans" w:cs="Open Sans"/>
+          <w:color w:val="000000"/>
+          <w:sz w:val="21"/>
+          <w:szCs w:val="21"/>
+          <w:shd w:val="clear" w:color="auto" w:fill="FFFFFF"/>
+          <w:lang w:eastAsia="en-GB"/>
+        </w:rPr>
+        <w:t xml:space="preserve"> </w:t>
+      </w:r>
+      <w:proofErr w:type="spellStart"/>
+      <w:r>
+        <w:rPr>
+          <w:rFonts w:ascii="Open Sans" w:eastAsia="Times New Roman" w:hAnsi="Open Sans" w:cs="Open Sans"/>
+          <w:color w:val="000000"/>
+          <w:sz w:val="21"/>
+          <w:szCs w:val="21"/>
+          <w:shd w:val="clear" w:color="auto" w:fill="FFFFFF"/>
+          <w:lang w:eastAsia="en-GB"/>
+        </w:rPr>
+        <w:t>the</w:t>
+      </w:r>
+      <w:proofErr w:type="spellEnd"/>
+      <w:r>
+        <w:rPr>
+          <w:rFonts w:ascii="Open Sans" w:eastAsia="Times New Roman" w:hAnsi="Open Sans" w:cs="Open Sans"/>
+          <w:color w:val="000000"/>
+          <w:sz w:val="21"/>
+          <w:szCs w:val="21"/>
+          <w:shd w:val="clear" w:color="auto" w:fill="FFFFFF"/>
+          <w:lang w:eastAsia="en-GB"/>
+        </w:rPr>
+        <w:t xml:space="preserve"> </w:t>
+      </w:r>
+      <w:proofErr w:type="spellStart"/>
+      <w:r>
+        <w:rPr>
+          <w:rFonts w:ascii="Open Sans" w:eastAsia="Times New Roman" w:hAnsi="Open Sans" w:cs="Open Sans"/>
+          <w:color w:val="000000"/>
+          <w:sz w:val="21"/>
+          <w:szCs w:val="21"/>
+          <w:shd w:val="clear" w:color="auto" w:fill="FFFFFF"/>
+          <w:lang w:eastAsia="en-GB"/>
+        </w:rPr>
+        <w:t>resampling</w:t>
+      </w:r>
+      <w:proofErr w:type="spellEnd"/>
+      <w:r>
+        <w:rPr>
+          <w:rFonts w:ascii="Open Sans" w:eastAsia="Times New Roman" w:hAnsi="Open Sans" w:cs="Open Sans"/>
+          <w:color w:val="000000"/>
+          <w:sz w:val="21"/>
+          <w:szCs w:val="21"/>
+          <w:shd w:val="clear" w:color="auto" w:fill="FFFFFF"/>
+          <w:lang w:eastAsia="en-GB"/>
+        </w:rPr>
+        <w:t xml:space="preserve"> step and </w:t>
+      </w:r>
+      <w:proofErr w:type="spellStart"/>
+      <w:r>
+        <w:rPr>
+          <w:rFonts w:ascii="Open Sans" w:eastAsia="Times New Roman" w:hAnsi="Open Sans" w:cs="Open Sans"/>
+          <w:color w:val="000000"/>
+          <w:sz w:val="21"/>
+          <w:szCs w:val="21"/>
+          <w:shd w:val="clear" w:color="auto" w:fill="FFFFFF"/>
+          <w:lang w:eastAsia="en-GB"/>
+        </w:rPr>
+        <w:t>the</w:t>
+      </w:r>
+      <w:proofErr w:type="spellEnd"/>
+      <w:r>
+        <w:rPr>
+          <w:rFonts w:ascii="Open Sans" w:eastAsia="Times New Roman" w:hAnsi="Open Sans" w:cs="Open Sans"/>
+          <w:color w:val="000000"/>
+          <w:sz w:val="21"/>
+          <w:szCs w:val="21"/>
+          <w:shd w:val="clear" w:color="auto" w:fill="FFFFFF"/>
+          <w:lang w:eastAsia="en-GB"/>
+        </w:rPr>
+        <w:t xml:space="preserve"> </w:t>
+      </w:r>
+      <w:proofErr w:type="spellStart"/>
+      <w:r>
+        <w:rPr>
+          <w:rFonts w:ascii="Open Sans" w:eastAsia="Times New Roman" w:hAnsi="Open Sans" w:cs="Open Sans"/>
+          <w:color w:val="000000"/>
+          <w:sz w:val="21"/>
+          <w:szCs w:val="21"/>
+          <w:shd w:val="clear" w:color="auto" w:fill="FFFFFF"/>
+          <w:lang w:eastAsia="en-GB"/>
+        </w:rPr>
+        <w:t>noise</w:t>
+      </w:r>
+      <w:proofErr w:type="spellEnd"/>
+      <w:r>
+        <w:rPr>
+          <w:rFonts w:ascii="Open Sans" w:eastAsia="Times New Roman" w:hAnsi="Open Sans" w:cs="Open Sans"/>
+          <w:color w:val="000000"/>
+          <w:sz w:val="21"/>
+          <w:szCs w:val="21"/>
+          <w:shd w:val="clear" w:color="auto" w:fill="FFFFFF"/>
+          <w:lang w:eastAsia="en-GB"/>
+        </w:rPr>
+        <w:t xml:space="preserve"> </w:t>
+      </w:r>
+      <w:proofErr w:type="spellStart"/>
+      <w:r>
+        <w:rPr>
+          <w:rFonts w:ascii="Open Sans" w:eastAsia="Times New Roman" w:hAnsi="Open Sans" w:cs="Open Sans"/>
+          <w:color w:val="000000"/>
+          <w:sz w:val="21"/>
+          <w:szCs w:val="21"/>
+          <w:shd w:val="clear" w:color="auto" w:fill="FFFFFF"/>
+          <w:lang w:eastAsia="en-GB"/>
+        </w:rPr>
+        <w:t>values</w:t>
+      </w:r>
+      <w:proofErr w:type="spellEnd"/>
+      <w:r>
+        <w:rPr>
+          <w:rFonts w:ascii="Open Sans" w:eastAsia="Times New Roman" w:hAnsi="Open Sans" w:cs="Open Sans"/>
+          <w:color w:val="000000"/>
+          <w:sz w:val="21"/>
+          <w:szCs w:val="21"/>
+          <w:shd w:val="clear" w:color="auto" w:fill="FFFFFF"/>
+          <w:lang w:eastAsia="en-GB"/>
+        </w:rPr>
+        <w:t xml:space="preserve"> in </w:t>
+      </w:r>
+      <w:proofErr w:type="spellStart"/>
+      <w:r>
+        <w:rPr>
+          <w:rFonts w:ascii="Open Sans" w:eastAsia="Times New Roman" w:hAnsi="Open Sans" w:cs="Open Sans"/>
+          <w:color w:val="000000"/>
+          <w:sz w:val="21"/>
+          <w:szCs w:val="21"/>
+          <w:shd w:val="clear" w:color="auto" w:fill="FFFFFF"/>
+          <w:lang w:eastAsia="en-GB"/>
+        </w:rPr>
+        <w:t>the</w:t>
+      </w:r>
+      <w:proofErr w:type="spellEnd"/>
+      <w:r>
+        <w:rPr>
+          <w:rFonts w:ascii="Open Sans" w:eastAsia="Times New Roman" w:hAnsi="Open Sans" w:cs="Open Sans"/>
+          <w:color w:val="000000"/>
+          <w:sz w:val="21"/>
+          <w:szCs w:val="21"/>
+          <w:shd w:val="clear" w:color="auto" w:fill="FFFFFF"/>
+          <w:lang w:eastAsia="en-GB"/>
+        </w:rPr>
+        <w:t xml:space="preserve"> </w:t>
+      </w:r>
+      <w:proofErr w:type="spellStart"/>
+      <w:r>
+        <w:rPr>
+          <w:rFonts w:ascii="Open Sans" w:eastAsia="Times New Roman" w:hAnsi="Open Sans" w:cs="Open Sans"/>
+          <w:color w:val="000000"/>
+          <w:sz w:val="21"/>
+          <w:szCs w:val="21"/>
+          <w:shd w:val="clear" w:color="auto" w:fill="FFFFFF"/>
+          <w:lang w:eastAsia="en-GB"/>
+        </w:rPr>
+        <w:t>prediction</w:t>
+      </w:r>
+      <w:proofErr w:type="spellEnd"/>
+      <w:r>
+        <w:rPr>
+          <w:rFonts w:ascii="Open Sans" w:eastAsia="Times New Roman" w:hAnsi="Open Sans" w:cs="Open Sans"/>
+          <w:color w:val="000000"/>
+          <w:sz w:val="21"/>
+          <w:szCs w:val="21"/>
+          <w:shd w:val="clear" w:color="auto" w:fill="FFFFFF"/>
+          <w:lang w:eastAsia="en-GB"/>
+        </w:rPr>
+        <w:t xml:space="preserve"> step.</w:t>
+      </w:r>
+      <w:r>
+        <w:rPr>
+          <w:rFonts w:ascii="Open Sans" w:eastAsia="Times New Roman" w:hAnsi="Open Sans" w:cs="Open Sans"/>
+          <w:color w:val="000000"/>
+          <w:sz w:val="21"/>
+          <w:szCs w:val="21"/>
+          <w:shd w:val="clear" w:color="auto" w:fill="FFFFFF"/>
+          <w:lang w:eastAsia="en-GB"/>
+        </w:rPr>
+        <w:t xml:space="preserve"> </w:t>
+      </w:r>
+      <w:r>
+        <w:rPr>
+          <w:rFonts w:ascii="Open Sans" w:eastAsia="Times New Roman" w:hAnsi="Open Sans" w:cs="Open Sans"/>
+          <w:color w:val="000000"/>
+          <w:sz w:val="21"/>
+          <w:szCs w:val="21"/>
+          <w:shd w:val="clear" w:color="auto" w:fill="FFFFFF"/>
+          <w:lang w:eastAsia="en-GB"/>
+        </w:rPr>
+        <w:t xml:space="preserve">A </w:t>
+      </w:r>
+      <w:proofErr w:type="spellStart"/>
+      <w:r>
+        <w:rPr>
+          <w:rFonts w:ascii="Open Sans" w:eastAsia="Times New Roman" w:hAnsi="Open Sans" w:cs="Open Sans"/>
+          <w:color w:val="000000"/>
+          <w:sz w:val="21"/>
+          <w:szCs w:val="21"/>
+          <w:shd w:val="clear" w:color="auto" w:fill="FFFFFF"/>
+          <w:lang w:eastAsia="en-GB"/>
+        </w:rPr>
+        <w:t>low</w:t>
+      </w:r>
+      <w:proofErr w:type="spellEnd"/>
+      <w:r>
+        <w:rPr>
+          <w:rFonts w:ascii="Open Sans" w:eastAsia="Times New Roman" w:hAnsi="Open Sans" w:cs="Open Sans"/>
+          <w:color w:val="000000"/>
+          <w:sz w:val="21"/>
+          <w:szCs w:val="21"/>
+          <w:shd w:val="clear" w:color="auto" w:fill="FFFFFF"/>
+          <w:lang w:eastAsia="en-GB"/>
+        </w:rPr>
+        <w:t xml:space="preserve"> </w:t>
+      </w:r>
+      <w:proofErr w:type="spellStart"/>
+      <w:r>
+        <w:rPr>
+          <w:rFonts w:ascii="Open Sans" w:eastAsia="Times New Roman" w:hAnsi="Open Sans" w:cs="Open Sans"/>
+          <w:color w:val="000000"/>
+          <w:sz w:val="21"/>
+          <w:szCs w:val="21"/>
+          <w:shd w:val="clear" w:color="auto" w:fill="FFFFFF"/>
+          <w:lang w:eastAsia="en-GB"/>
+        </w:rPr>
+        <w:t>number</w:t>
+      </w:r>
+      <w:proofErr w:type="spellEnd"/>
+      <w:r>
+        <w:rPr>
+          <w:rFonts w:ascii="Open Sans" w:eastAsia="Times New Roman" w:hAnsi="Open Sans" w:cs="Open Sans"/>
+          <w:color w:val="000000"/>
+          <w:sz w:val="21"/>
+          <w:szCs w:val="21"/>
+          <w:shd w:val="clear" w:color="auto" w:fill="FFFFFF"/>
+          <w:lang w:eastAsia="en-GB"/>
+        </w:rPr>
+        <w:t xml:space="preserve"> </w:t>
+      </w:r>
+      <w:proofErr w:type="spellStart"/>
+      <w:r>
+        <w:rPr>
+          <w:rFonts w:ascii="Open Sans" w:eastAsia="Times New Roman" w:hAnsi="Open Sans" w:cs="Open Sans"/>
+          <w:color w:val="000000"/>
+          <w:sz w:val="21"/>
+          <w:szCs w:val="21"/>
+          <w:shd w:val="clear" w:color="auto" w:fill="FFFFFF"/>
+          <w:lang w:eastAsia="en-GB"/>
+        </w:rPr>
+        <w:t>of</w:t>
+      </w:r>
+      <w:proofErr w:type="spellEnd"/>
+      <w:r>
+        <w:rPr>
+          <w:rFonts w:ascii="Open Sans" w:eastAsia="Times New Roman" w:hAnsi="Open Sans" w:cs="Open Sans"/>
+          <w:color w:val="000000"/>
+          <w:sz w:val="21"/>
+          <w:szCs w:val="21"/>
+          <w:shd w:val="clear" w:color="auto" w:fill="FFFFFF"/>
+          <w:lang w:eastAsia="en-GB"/>
+        </w:rPr>
+        <w:t xml:space="preserve"> </w:t>
+      </w:r>
+      <w:proofErr w:type="spellStart"/>
+      <w:r>
+        <w:rPr>
+          <w:rFonts w:ascii="Open Sans" w:eastAsia="Times New Roman" w:hAnsi="Open Sans" w:cs="Open Sans"/>
+          <w:color w:val="000000"/>
+          <w:sz w:val="21"/>
+          <w:szCs w:val="21"/>
+          <w:shd w:val="clear" w:color="auto" w:fill="FFFFFF"/>
+          <w:lang w:eastAsia="en-GB"/>
+        </w:rPr>
+        <w:t>randomly</w:t>
+      </w:r>
+      <w:proofErr w:type="spellEnd"/>
+      <w:r>
+        <w:rPr>
+          <w:rFonts w:ascii="Open Sans" w:eastAsia="Times New Roman" w:hAnsi="Open Sans" w:cs="Open Sans"/>
+          <w:color w:val="000000"/>
+          <w:sz w:val="21"/>
+          <w:szCs w:val="21"/>
+          <w:shd w:val="clear" w:color="auto" w:fill="FFFFFF"/>
+          <w:lang w:eastAsia="en-GB"/>
+        </w:rPr>
+        <w:t xml:space="preserve"> </w:t>
+      </w:r>
+      <w:proofErr w:type="spellStart"/>
+      <w:r>
+        <w:rPr>
+          <w:rFonts w:ascii="Open Sans" w:eastAsia="Times New Roman" w:hAnsi="Open Sans" w:cs="Open Sans"/>
+          <w:color w:val="000000"/>
+          <w:sz w:val="21"/>
+          <w:szCs w:val="21"/>
+          <w:shd w:val="clear" w:color="auto" w:fill="FFFFFF"/>
+          <w:lang w:eastAsia="en-GB"/>
+        </w:rPr>
+        <w:t>distributed</w:t>
+      </w:r>
+      <w:proofErr w:type="spellEnd"/>
+      <w:r>
+        <w:rPr>
+          <w:rFonts w:ascii="Open Sans" w:eastAsia="Times New Roman" w:hAnsi="Open Sans" w:cs="Open Sans"/>
+          <w:color w:val="000000"/>
+          <w:sz w:val="21"/>
+          <w:szCs w:val="21"/>
+          <w:shd w:val="clear" w:color="auto" w:fill="FFFFFF"/>
+          <w:lang w:eastAsia="en-GB"/>
+        </w:rPr>
+        <w:t xml:space="preserve"> </w:t>
+      </w:r>
+      <w:proofErr w:type="spellStart"/>
+      <w:r>
+        <w:rPr>
+          <w:rFonts w:ascii="Open Sans" w:eastAsia="Times New Roman" w:hAnsi="Open Sans" w:cs="Open Sans"/>
+          <w:color w:val="000000"/>
+          <w:sz w:val="21"/>
+          <w:szCs w:val="21"/>
+          <w:shd w:val="clear" w:color="auto" w:fill="FFFFFF"/>
+          <w:lang w:eastAsia="en-GB"/>
+        </w:rPr>
+        <w:t>particles</w:t>
+      </w:r>
+      <w:proofErr w:type="spellEnd"/>
+      <w:r>
+        <w:rPr>
+          <w:rFonts w:ascii="Open Sans" w:eastAsia="Times New Roman" w:hAnsi="Open Sans" w:cs="Open Sans"/>
+          <w:color w:val="000000"/>
+          <w:sz w:val="21"/>
+          <w:szCs w:val="21"/>
+          <w:shd w:val="clear" w:color="auto" w:fill="FFFFFF"/>
+          <w:lang w:eastAsia="en-GB"/>
+        </w:rPr>
+        <w:t xml:space="preserve"> </w:t>
+      </w:r>
+      <w:proofErr w:type="spellStart"/>
+      <w:r>
+        <w:rPr>
+          <w:rFonts w:ascii="Open Sans" w:eastAsia="Times New Roman" w:hAnsi="Open Sans" w:cs="Open Sans"/>
+          <w:color w:val="000000"/>
+          <w:sz w:val="21"/>
+          <w:szCs w:val="21"/>
+          <w:shd w:val="clear" w:color="auto" w:fill="FFFFFF"/>
+          <w:lang w:eastAsia="en-GB"/>
+        </w:rPr>
+        <w:t>leads</w:t>
+      </w:r>
+      <w:proofErr w:type="spellEnd"/>
+      <w:r>
+        <w:rPr>
+          <w:rFonts w:ascii="Open Sans" w:eastAsia="Times New Roman" w:hAnsi="Open Sans" w:cs="Open Sans"/>
+          <w:color w:val="000000"/>
+          <w:sz w:val="21"/>
+          <w:szCs w:val="21"/>
+          <w:shd w:val="clear" w:color="auto" w:fill="FFFFFF"/>
+          <w:lang w:eastAsia="en-GB"/>
+        </w:rPr>
+        <w:t xml:space="preserve"> to </w:t>
+      </w:r>
+      <w:proofErr w:type="spellStart"/>
+      <w:r>
+        <w:rPr>
+          <w:rFonts w:ascii="Open Sans" w:eastAsia="Times New Roman" w:hAnsi="Open Sans" w:cs="Open Sans"/>
+          <w:color w:val="000000"/>
+          <w:sz w:val="21"/>
+          <w:szCs w:val="21"/>
+          <w:shd w:val="clear" w:color="auto" w:fill="FFFFFF"/>
+          <w:lang w:eastAsia="en-GB"/>
+        </w:rPr>
+        <w:t>the</w:t>
+      </w:r>
+      <w:proofErr w:type="spellEnd"/>
+      <w:r>
+        <w:rPr>
+          <w:rFonts w:ascii="Open Sans" w:eastAsia="Times New Roman" w:hAnsi="Open Sans" w:cs="Open Sans"/>
+          <w:color w:val="000000"/>
+          <w:sz w:val="21"/>
+          <w:szCs w:val="21"/>
+          <w:shd w:val="clear" w:color="auto" w:fill="FFFFFF"/>
+          <w:lang w:eastAsia="en-GB"/>
+        </w:rPr>
+        <w:t xml:space="preserve"> </w:t>
+      </w:r>
+      <w:proofErr w:type="spellStart"/>
+      <w:r>
+        <w:rPr>
+          <w:rFonts w:ascii="Open Sans" w:eastAsia="Times New Roman" w:hAnsi="Open Sans" w:cs="Open Sans"/>
+          <w:color w:val="000000"/>
+          <w:sz w:val="21"/>
+          <w:szCs w:val="21"/>
+          <w:shd w:val="clear" w:color="auto" w:fill="FFFFFF"/>
+          <w:lang w:eastAsia="en-GB"/>
+        </w:rPr>
+        <w:t>estimated</w:t>
+      </w:r>
+      <w:proofErr w:type="spellEnd"/>
+      <w:r>
+        <w:rPr>
+          <w:rFonts w:ascii="Open Sans" w:eastAsia="Times New Roman" w:hAnsi="Open Sans" w:cs="Open Sans"/>
+          <w:color w:val="000000"/>
+          <w:sz w:val="21"/>
+          <w:szCs w:val="21"/>
+          <w:shd w:val="clear" w:color="auto" w:fill="FFFFFF"/>
+          <w:lang w:eastAsia="en-GB"/>
+        </w:rPr>
+        <w:t xml:space="preserve"> </w:t>
+      </w:r>
+      <w:proofErr w:type="spellStart"/>
+      <w:r>
+        <w:rPr>
+          <w:rFonts w:ascii="Open Sans" w:eastAsia="Times New Roman" w:hAnsi="Open Sans" w:cs="Open Sans"/>
+          <w:color w:val="000000"/>
+          <w:sz w:val="21"/>
+          <w:szCs w:val="21"/>
+          <w:shd w:val="clear" w:color="auto" w:fill="FFFFFF"/>
+          <w:lang w:eastAsia="en-GB"/>
+        </w:rPr>
+        <w:t>pose</w:t>
+      </w:r>
+      <w:proofErr w:type="spellEnd"/>
+      <w:r>
+        <w:rPr>
+          <w:rFonts w:ascii="Open Sans" w:eastAsia="Times New Roman" w:hAnsi="Open Sans" w:cs="Open Sans"/>
+          <w:color w:val="000000"/>
+          <w:sz w:val="21"/>
+          <w:szCs w:val="21"/>
+          <w:shd w:val="clear" w:color="auto" w:fill="FFFFFF"/>
+          <w:lang w:eastAsia="en-GB"/>
+        </w:rPr>
+        <w:t xml:space="preserve"> </w:t>
+      </w:r>
+      <w:proofErr w:type="spellStart"/>
+      <w:r>
+        <w:rPr>
+          <w:rFonts w:ascii="Open Sans" w:eastAsia="Times New Roman" w:hAnsi="Open Sans" w:cs="Open Sans"/>
+          <w:color w:val="000000"/>
+          <w:sz w:val="21"/>
+          <w:szCs w:val="21"/>
+          <w:shd w:val="clear" w:color="auto" w:fill="FFFFFF"/>
+          <w:lang w:eastAsia="en-GB"/>
+        </w:rPr>
+        <w:t>getting</w:t>
+      </w:r>
+      <w:proofErr w:type="spellEnd"/>
+      <w:r>
+        <w:rPr>
+          <w:rFonts w:ascii="Open Sans" w:eastAsia="Times New Roman" w:hAnsi="Open Sans" w:cs="Open Sans"/>
+          <w:color w:val="000000"/>
+          <w:sz w:val="21"/>
+          <w:szCs w:val="21"/>
+          <w:shd w:val="clear" w:color="auto" w:fill="FFFFFF"/>
+          <w:lang w:eastAsia="en-GB"/>
+        </w:rPr>
+        <w:t xml:space="preserve"> </w:t>
+      </w:r>
+      <w:proofErr w:type="spellStart"/>
+      <w:r>
+        <w:rPr>
+          <w:rFonts w:ascii="Open Sans" w:eastAsia="Times New Roman" w:hAnsi="Open Sans" w:cs="Open Sans"/>
+          <w:color w:val="000000"/>
+          <w:sz w:val="21"/>
+          <w:szCs w:val="21"/>
+          <w:shd w:val="clear" w:color="auto" w:fill="FFFFFF"/>
+          <w:lang w:eastAsia="en-GB"/>
+        </w:rPr>
+        <w:t>stuck</w:t>
+      </w:r>
+      <w:proofErr w:type="spellEnd"/>
+      <w:r>
+        <w:rPr>
+          <w:rFonts w:ascii="Open Sans" w:eastAsia="Times New Roman" w:hAnsi="Open Sans" w:cs="Open Sans"/>
+          <w:color w:val="000000"/>
+          <w:sz w:val="21"/>
+          <w:szCs w:val="21"/>
+          <w:shd w:val="clear" w:color="auto" w:fill="FFFFFF"/>
+          <w:lang w:eastAsia="en-GB"/>
+        </w:rPr>
+        <w:t xml:space="preserve"> in a </w:t>
+      </w:r>
+      <w:proofErr w:type="spellStart"/>
+      <w:r>
+        <w:rPr>
+          <w:rFonts w:ascii="Open Sans" w:eastAsia="Times New Roman" w:hAnsi="Open Sans" w:cs="Open Sans"/>
+          <w:color w:val="000000"/>
+          <w:sz w:val="21"/>
+          <w:szCs w:val="21"/>
+          <w:shd w:val="clear" w:color="auto" w:fill="FFFFFF"/>
+          <w:lang w:eastAsia="en-GB"/>
+        </w:rPr>
+        <w:t>wrong</w:t>
+      </w:r>
+      <w:proofErr w:type="spellEnd"/>
+      <w:r>
+        <w:rPr>
+          <w:rFonts w:ascii="Open Sans" w:eastAsia="Times New Roman" w:hAnsi="Open Sans" w:cs="Open Sans"/>
+          <w:color w:val="000000"/>
+          <w:sz w:val="21"/>
+          <w:szCs w:val="21"/>
+          <w:shd w:val="clear" w:color="auto" w:fill="FFFFFF"/>
+          <w:lang w:eastAsia="en-GB"/>
+        </w:rPr>
+        <w:t xml:space="preserve"> </w:t>
+      </w:r>
+      <w:proofErr w:type="spellStart"/>
+      <w:r>
+        <w:rPr>
+          <w:rFonts w:ascii="Open Sans" w:eastAsia="Times New Roman" w:hAnsi="Open Sans" w:cs="Open Sans"/>
+          <w:color w:val="000000"/>
+          <w:sz w:val="21"/>
+          <w:szCs w:val="21"/>
+          <w:shd w:val="clear" w:color="auto" w:fill="FFFFFF"/>
+          <w:lang w:eastAsia="en-GB"/>
+        </w:rPr>
+        <w:t>position</w:t>
+      </w:r>
+      <w:proofErr w:type="spellEnd"/>
+      <w:r>
+        <w:rPr>
+          <w:rFonts w:ascii="Open Sans" w:eastAsia="Times New Roman" w:hAnsi="Open Sans" w:cs="Open Sans"/>
+          <w:color w:val="000000"/>
+          <w:sz w:val="21"/>
+          <w:szCs w:val="21"/>
+          <w:shd w:val="clear" w:color="auto" w:fill="FFFFFF"/>
+          <w:lang w:eastAsia="en-GB"/>
+        </w:rPr>
+        <w:t xml:space="preserve"> and </w:t>
+      </w:r>
+      <w:proofErr w:type="spellStart"/>
+      <w:r>
+        <w:rPr>
+          <w:rFonts w:ascii="Open Sans" w:eastAsia="Times New Roman" w:hAnsi="Open Sans" w:cs="Open Sans"/>
+          <w:color w:val="000000"/>
+          <w:sz w:val="21"/>
+          <w:szCs w:val="21"/>
+          <w:shd w:val="clear" w:color="auto" w:fill="FFFFFF"/>
+          <w:lang w:eastAsia="en-GB"/>
+        </w:rPr>
+        <w:t>failing</w:t>
+      </w:r>
+      <w:proofErr w:type="spellEnd"/>
+      <w:r>
+        <w:rPr>
+          <w:rFonts w:ascii="Open Sans" w:eastAsia="Times New Roman" w:hAnsi="Open Sans" w:cs="Open Sans"/>
+          <w:color w:val="000000"/>
+          <w:sz w:val="21"/>
+          <w:szCs w:val="21"/>
+          <w:shd w:val="clear" w:color="auto" w:fill="FFFFFF"/>
+          <w:lang w:eastAsia="en-GB"/>
+        </w:rPr>
+        <w:t xml:space="preserve"> to </w:t>
+      </w:r>
+      <w:proofErr w:type="spellStart"/>
+      <w:r>
+        <w:rPr>
+          <w:rFonts w:ascii="Open Sans" w:eastAsia="Times New Roman" w:hAnsi="Open Sans" w:cs="Open Sans"/>
+          <w:color w:val="000000"/>
+          <w:sz w:val="21"/>
+          <w:szCs w:val="21"/>
+          <w:shd w:val="clear" w:color="auto" w:fill="FFFFFF"/>
+          <w:lang w:eastAsia="en-GB"/>
+        </w:rPr>
+        <w:t>converge</w:t>
+      </w:r>
+      <w:proofErr w:type="spellEnd"/>
+      <w:r>
+        <w:rPr>
+          <w:rFonts w:ascii="Open Sans" w:eastAsia="Times New Roman" w:hAnsi="Open Sans" w:cs="Open Sans"/>
+          <w:color w:val="000000"/>
+          <w:sz w:val="21"/>
+          <w:szCs w:val="21"/>
+          <w:shd w:val="clear" w:color="auto" w:fill="FFFFFF"/>
+          <w:lang w:eastAsia="en-GB"/>
+        </w:rPr>
+        <w:t xml:space="preserve"> to </w:t>
+      </w:r>
+      <w:proofErr w:type="spellStart"/>
+      <w:r>
+        <w:rPr>
+          <w:rFonts w:ascii="Open Sans" w:eastAsia="Times New Roman" w:hAnsi="Open Sans" w:cs="Open Sans"/>
+          <w:color w:val="000000"/>
+          <w:sz w:val="21"/>
+          <w:szCs w:val="21"/>
+          <w:shd w:val="clear" w:color="auto" w:fill="FFFFFF"/>
+          <w:lang w:eastAsia="en-GB"/>
+        </w:rPr>
+        <w:t>the</w:t>
+      </w:r>
+      <w:proofErr w:type="spellEnd"/>
+      <w:r>
+        <w:rPr>
+          <w:rFonts w:ascii="Open Sans" w:eastAsia="Times New Roman" w:hAnsi="Open Sans" w:cs="Open Sans"/>
+          <w:color w:val="000000"/>
+          <w:sz w:val="21"/>
+          <w:szCs w:val="21"/>
+          <w:shd w:val="clear" w:color="auto" w:fill="FFFFFF"/>
+          <w:lang w:eastAsia="en-GB"/>
+        </w:rPr>
+        <w:t xml:space="preserve"> </w:t>
+      </w:r>
+      <w:proofErr w:type="spellStart"/>
+      <w:r>
+        <w:rPr>
+          <w:rFonts w:ascii="Open Sans" w:eastAsia="Times New Roman" w:hAnsi="Open Sans" w:cs="Open Sans"/>
+          <w:color w:val="000000"/>
+          <w:sz w:val="21"/>
+          <w:szCs w:val="21"/>
+          <w:shd w:val="clear" w:color="auto" w:fill="FFFFFF"/>
+          <w:lang w:eastAsia="en-GB"/>
+        </w:rPr>
+        <w:t>robot's</w:t>
+      </w:r>
+      <w:proofErr w:type="spellEnd"/>
+      <w:r>
+        <w:rPr>
+          <w:rFonts w:ascii="Open Sans" w:eastAsia="Times New Roman" w:hAnsi="Open Sans" w:cs="Open Sans"/>
+          <w:color w:val="000000"/>
+          <w:sz w:val="21"/>
+          <w:szCs w:val="21"/>
+          <w:shd w:val="clear" w:color="auto" w:fill="FFFFFF"/>
+          <w:lang w:eastAsia="en-GB"/>
+        </w:rPr>
+        <w:t xml:space="preserve"> </w:t>
+      </w:r>
+      <w:proofErr w:type="spellStart"/>
+      <w:r>
+        <w:rPr>
+          <w:rFonts w:ascii="Open Sans" w:eastAsia="Times New Roman" w:hAnsi="Open Sans" w:cs="Open Sans"/>
+          <w:color w:val="000000"/>
+          <w:sz w:val="21"/>
+          <w:szCs w:val="21"/>
+          <w:shd w:val="clear" w:color="auto" w:fill="FFFFFF"/>
+          <w:lang w:eastAsia="en-GB"/>
+        </w:rPr>
+        <w:t>actual</w:t>
+      </w:r>
+      <w:proofErr w:type="spellEnd"/>
+      <w:r>
+        <w:rPr>
+          <w:rFonts w:ascii="Open Sans" w:eastAsia="Times New Roman" w:hAnsi="Open Sans" w:cs="Open Sans"/>
+          <w:color w:val="000000"/>
+          <w:sz w:val="21"/>
+          <w:szCs w:val="21"/>
+          <w:shd w:val="clear" w:color="auto" w:fill="FFFFFF"/>
+          <w:lang w:eastAsia="en-GB"/>
+        </w:rPr>
+        <w:t xml:space="preserve"> </w:t>
+      </w:r>
+      <w:proofErr w:type="spellStart"/>
+      <w:r>
+        <w:rPr>
+          <w:rFonts w:ascii="Open Sans" w:eastAsia="Times New Roman" w:hAnsi="Open Sans" w:cs="Open Sans"/>
+          <w:color w:val="000000"/>
+          <w:sz w:val="21"/>
+          <w:szCs w:val="21"/>
+          <w:shd w:val="clear" w:color="auto" w:fill="FFFFFF"/>
+          <w:lang w:eastAsia="en-GB"/>
+        </w:rPr>
+        <w:t>position</w:t>
+      </w:r>
+      <w:proofErr w:type="spellEnd"/>
+      <w:r>
+        <w:rPr>
+          <w:rFonts w:ascii="Open Sans" w:eastAsia="Times New Roman" w:hAnsi="Open Sans" w:cs="Open Sans"/>
+          <w:color w:val="000000"/>
+          <w:sz w:val="21"/>
+          <w:szCs w:val="21"/>
+          <w:shd w:val="clear" w:color="auto" w:fill="FFFFFF"/>
+          <w:lang w:eastAsia="en-GB"/>
+        </w:rPr>
+        <w:t xml:space="preserve">. On </w:t>
+      </w:r>
+      <w:proofErr w:type="spellStart"/>
+      <w:r>
+        <w:rPr>
+          <w:rFonts w:ascii="Open Sans" w:eastAsia="Times New Roman" w:hAnsi="Open Sans" w:cs="Open Sans"/>
+          <w:color w:val="000000"/>
+          <w:sz w:val="21"/>
+          <w:szCs w:val="21"/>
+          <w:shd w:val="clear" w:color="auto" w:fill="FFFFFF"/>
+          <w:lang w:eastAsia="en-GB"/>
+        </w:rPr>
+        <w:t>the</w:t>
+      </w:r>
+      <w:proofErr w:type="spellEnd"/>
+      <w:r>
+        <w:rPr>
+          <w:rFonts w:ascii="Open Sans" w:eastAsia="Times New Roman" w:hAnsi="Open Sans" w:cs="Open Sans"/>
+          <w:color w:val="000000"/>
+          <w:sz w:val="21"/>
+          <w:szCs w:val="21"/>
+          <w:shd w:val="clear" w:color="auto" w:fill="FFFFFF"/>
+          <w:lang w:eastAsia="en-GB"/>
+        </w:rPr>
+        <w:t xml:space="preserve"> </w:t>
+      </w:r>
+      <w:proofErr w:type="spellStart"/>
+      <w:r>
+        <w:rPr>
+          <w:rFonts w:ascii="Open Sans" w:eastAsia="Times New Roman" w:hAnsi="Open Sans" w:cs="Open Sans"/>
+          <w:color w:val="000000"/>
+          <w:sz w:val="21"/>
+          <w:szCs w:val="21"/>
+          <w:shd w:val="clear" w:color="auto" w:fill="FFFFFF"/>
+          <w:lang w:eastAsia="en-GB"/>
+        </w:rPr>
+        <w:t>other</w:t>
+      </w:r>
+      <w:proofErr w:type="spellEnd"/>
+      <w:r>
+        <w:rPr>
+          <w:rFonts w:ascii="Open Sans" w:eastAsia="Times New Roman" w:hAnsi="Open Sans" w:cs="Open Sans"/>
+          <w:color w:val="000000"/>
+          <w:sz w:val="21"/>
+          <w:szCs w:val="21"/>
+          <w:shd w:val="clear" w:color="auto" w:fill="FFFFFF"/>
+          <w:lang w:eastAsia="en-GB"/>
+        </w:rPr>
+        <w:t xml:space="preserve"> hand, </w:t>
+      </w:r>
+      <w:proofErr w:type="spellStart"/>
+      <w:r>
+        <w:rPr>
+          <w:rFonts w:ascii="Open Sans" w:eastAsia="Times New Roman" w:hAnsi="Open Sans" w:cs="Open Sans"/>
+          <w:color w:val="000000"/>
+          <w:sz w:val="21"/>
+          <w:szCs w:val="21"/>
+          <w:shd w:val="clear" w:color="auto" w:fill="FFFFFF"/>
+          <w:lang w:eastAsia="en-GB"/>
+        </w:rPr>
+        <w:t>too</w:t>
+      </w:r>
+      <w:proofErr w:type="spellEnd"/>
+      <w:r>
+        <w:rPr>
+          <w:rFonts w:ascii="Open Sans" w:eastAsia="Times New Roman" w:hAnsi="Open Sans" w:cs="Open Sans"/>
+          <w:color w:val="000000"/>
+          <w:sz w:val="21"/>
+          <w:szCs w:val="21"/>
+          <w:shd w:val="clear" w:color="auto" w:fill="FFFFFF"/>
+          <w:lang w:eastAsia="en-GB"/>
+        </w:rPr>
+        <w:t xml:space="preserve"> </w:t>
+      </w:r>
+      <w:proofErr w:type="spellStart"/>
+      <w:r>
+        <w:rPr>
+          <w:rFonts w:ascii="Open Sans" w:eastAsia="Times New Roman" w:hAnsi="Open Sans" w:cs="Open Sans"/>
+          <w:color w:val="000000"/>
+          <w:sz w:val="21"/>
+          <w:szCs w:val="21"/>
+          <w:shd w:val="clear" w:color="auto" w:fill="FFFFFF"/>
+          <w:lang w:eastAsia="en-GB"/>
+        </w:rPr>
+        <w:t>high</w:t>
+      </w:r>
+      <w:proofErr w:type="spellEnd"/>
+      <w:r>
+        <w:rPr>
+          <w:rFonts w:ascii="Open Sans" w:eastAsia="Times New Roman" w:hAnsi="Open Sans" w:cs="Open Sans"/>
+          <w:color w:val="000000"/>
+          <w:sz w:val="21"/>
+          <w:szCs w:val="21"/>
+          <w:shd w:val="clear" w:color="auto" w:fill="FFFFFF"/>
+          <w:lang w:eastAsia="en-GB"/>
+        </w:rPr>
+        <w:t xml:space="preserve"> a </w:t>
+      </w:r>
+      <w:proofErr w:type="spellStart"/>
+      <w:r>
+        <w:rPr>
+          <w:rFonts w:ascii="Open Sans" w:eastAsia="Times New Roman" w:hAnsi="Open Sans" w:cs="Open Sans"/>
+          <w:color w:val="000000"/>
+          <w:sz w:val="21"/>
+          <w:szCs w:val="21"/>
+          <w:shd w:val="clear" w:color="auto" w:fill="FFFFFF"/>
+          <w:lang w:eastAsia="en-GB"/>
+        </w:rPr>
+        <w:t>number</w:t>
+      </w:r>
+      <w:proofErr w:type="spellEnd"/>
+      <w:r>
+        <w:rPr>
+          <w:rFonts w:ascii="Open Sans" w:eastAsia="Times New Roman" w:hAnsi="Open Sans" w:cs="Open Sans"/>
+          <w:color w:val="000000"/>
+          <w:sz w:val="21"/>
+          <w:szCs w:val="21"/>
+          <w:shd w:val="clear" w:color="auto" w:fill="FFFFFF"/>
+          <w:lang w:eastAsia="en-GB"/>
+        </w:rPr>
+        <w:t xml:space="preserve"> </w:t>
+      </w:r>
+      <w:proofErr w:type="spellStart"/>
+      <w:r>
+        <w:rPr>
+          <w:rFonts w:ascii="Open Sans" w:eastAsia="Times New Roman" w:hAnsi="Open Sans" w:cs="Open Sans"/>
+          <w:color w:val="000000"/>
+          <w:sz w:val="21"/>
+          <w:szCs w:val="21"/>
+          <w:shd w:val="clear" w:color="auto" w:fill="FFFFFF"/>
+          <w:lang w:eastAsia="en-GB"/>
+        </w:rPr>
+        <w:t>leads</w:t>
+      </w:r>
+      <w:proofErr w:type="spellEnd"/>
+      <w:r>
+        <w:rPr>
+          <w:rFonts w:ascii="Open Sans" w:eastAsia="Times New Roman" w:hAnsi="Open Sans" w:cs="Open Sans"/>
+          <w:color w:val="000000"/>
+          <w:sz w:val="21"/>
+          <w:szCs w:val="21"/>
+          <w:shd w:val="clear" w:color="auto" w:fill="FFFFFF"/>
+          <w:lang w:eastAsia="en-GB"/>
+        </w:rPr>
+        <w:t xml:space="preserve"> to </w:t>
+      </w:r>
+      <w:proofErr w:type="spellStart"/>
+      <w:r>
+        <w:rPr>
+          <w:rFonts w:ascii="Open Sans" w:eastAsia="Times New Roman" w:hAnsi="Open Sans" w:cs="Open Sans"/>
+          <w:color w:val="000000"/>
+          <w:sz w:val="21"/>
+          <w:szCs w:val="21"/>
+          <w:shd w:val="clear" w:color="auto" w:fill="FFFFFF"/>
+          <w:lang w:eastAsia="en-GB"/>
+        </w:rPr>
+        <w:t>poor</w:t>
+      </w:r>
+      <w:proofErr w:type="spellEnd"/>
+      <w:r>
+        <w:rPr>
+          <w:rFonts w:ascii="Open Sans" w:eastAsia="Times New Roman" w:hAnsi="Open Sans" w:cs="Open Sans"/>
+          <w:color w:val="000000"/>
+          <w:sz w:val="21"/>
+          <w:szCs w:val="21"/>
+          <w:shd w:val="clear" w:color="auto" w:fill="FFFFFF"/>
+          <w:lang w:eastAsia="en-GB"/>
+        </w:rPr>
+        <w:t xml:space="preserve"> </w:t>
+      </w:r>
+      <w:proofErr w:type="spellStart"/>
+      <w:r>
+        <w:rPr>
+          <w:rFonts w:ascii="Open Sans" w:eastAsia="Times New Roman" w:hAnsi="Open Sans" w:cs="Open Sans"/>
+          <w:color w:val="000000"/>
+          <w:sz w:val="21"/>
+          <w:szCs w:val="21"/>
+          <w:shd w:val="clear" w:color="auto" w:fill="FFFFFF"/>
+          <w:lang w:eastAsia="en-GB"/>
+        </w:rPr>
+        <w:t>pose</w:t>
+      </w:r>
+      <w:proofErr w:type="spellEnd"/>
+      <w:r>
+        <w:rPr>
+          <w:rFonts w:ascii="Open Sans" w:eastAsia="Times New Roman" w:hAnsi="Open Sans" w:cs="Open Sans"/>
+          <w:color w:val="000000"/>
+          <w:sz w:val="21"/>
+          <w:szCs w:val="21"/>
+          <w:shd w:val="clear" w:color="auto" w:fill="FFFFFF"/>
+          <w:lang w:eastAsia="en-GB"/>
+        </w:rPr>
+        <w:t xml:space="preserve"> </w:t>
+      </w:r>
+      <w:proofErr w:type="spellStart"/>
+      <w:r>
+        <w:rPr>
+          <w:rFonts w:ascii="Open Sans" w:eastAsia="Times New Roman" w:hAnsi="Open Sans" w:cs="Open Sans"/>
+          <w:color w:val="000000"/>
+          <w:sz w:val="21"/>
+          <w:szCs w:val="21"/>
+          <w:shd w:val="clear" w:color="auto" w:fill="FFFFFF"/>
+          <w:lang w:eastAsia="en-GB"/>
+        </w:rPr>
+        <w:t>estimation</w:t>
+      </w:r>
+      <w:proofErr w:type="spellEnd"/>
+      <w:r>
+        <w:rPr>
+          <w:rFonts w:ascii="Open Sans" w:eastAsia="Times New Roman" w:hAnsi="Open Sans" w:cs="Open Sans"/>
+          <w:color w:val="000000"/>
+          <w:sz w:val="21"/>
+          <w:szCs w:val="21"/>
+          <w:shd w:val="clear" w:color="auto" w:fill="FFFFFF"/>
+          <w:lang w:eastAsia="en-GB"/>
+        </w:rPr>
+        <w:t xml:space="preserve">. </w:t>
       </w:r>
       <w:proofErr w:type="spellStart"/>
       <w:r>
@@ -2760,17 +3853,355 @@
         </w:rPr>
         <w:t xml:space="preserve"> </w:t>
       </w:r>
-      <w:r>
-        <w:rPr>
-          <w:rFonts w:ascii="Open Sans" w:eastAsia="Times New Roman" w:hAnsi="Open Sans" w:cs="Open Sans"/>
-          <w:color w:val="000000"/>
-          <w:sz w:val="21"/>
-          <w:szCs w:val="21"/>
-          <w:shd w:val="clear" w:color="auto" w:fill="FFFFFF"/>
-          <w:lang w:val="en-GB" w:eastAsia="en-GB"/>
-        </w:rPr>
-        <w:t>noise in prediction step</w:t>
-      </w:r>
+      <w:proofErr w:type="spellStart"/>
+      <w:r>
+        <w:rPr>
+          <w:rFonts w:ascii="Open Sans" w:eastAsia="Times New Roman" w:hAnsi="Open Sans" w:cs="Open Sans"/>
+          <w:color w:val="000000"/>
+          <w:sz w:val="21"/>
+          <w:szCs w:val="21"/>
+          <w:shd w:val="clear" w:color="auto" w:fill="FFFFFF"/>
+          <w:lang w:eastAsia="en-GB"/>
+        </w:rPr>
+        <w:t>noise</w:t>
+      </w:r>
+      <w:proofErr w:type="spellEnd"/>
+      <w:r>
+        <w:rPr>
+          <w:rFonts w:ascii="Open Sans" w:eastAsia="Times New Roman" w:hAnsi="Open Sans" w:cs="Open Sans"/>
+          <w:color w:val="000000"/>
+          <w:sz w:val="21"/>
+          <w:szCs w:val="21"/>
+          <w:shd w:val="clear" w:color="auto" w:fill="FFFFFF"/>
+          <w:lang w:eastAsia="en-GB"/>
+        </w:rPr>
+        <w:t xml:space="preserve"> in </w:t>
+      </w:r>
+      <w:proofErr w:type="spellStart"/>
+      <w:r>
+        <w:rPr>
+          <w:rFonts w:ascii="Open Sans" w:eastAsia="Times New Roman" w:hAnsi="Open Sans" w:cs="Open Sans"/>
+          <w:color w:val="000000"/>
+          <w:sz w:val="21"/>
+          <w:szCs w:val="21"/>
+          <w:shd w:val="clear" w:color="auto" w:fill="FFFFFF"/>
+          <w:lang w:eastAsia="en-GB"/>
+        </w:rPr>
+        <w:t>the</w:t>
+      </w:r>
+      <w:proofErr w:type="spellEnd"/>
+      <w:r>
+        <w:rPr>
+          <w:rFonts w:ascii="Open Sans" w:eastAsia="Times New Roman" w:hAnsi="Open Sans" w:cs="Open Sans"/>
+          <w:color w:val="000000"/>
+          <w:sz w:val="21"/>
+          <w:szCs w:val="21"/>
+          <w:shd w:val="clear" w:color="auto" w:fill="FFFFFF"/>
+          <w:lang w:eastAsia="en-GB"/>
+        </w:rPr>
+        <w:t xml:space="preserve"> </w:t>
+      </w:r>
+      <w:proofErr w:type="spellStart"/>
+      <w:r>
+        <w:rPr>
+          <w:rFonts w:ascii="Open Sans" w:eastAsia="Times New Roman" w:hAnsi="Open Sans" w:cs="Open Sans"/>
+          <w:color w:val="000000"/>
+          <w:sz w:val="21"/>
+          <w:szCs w:val="21"/>
+          <w:shd w:val="clear" w:color="auto" w:fill="FFFFFF"/>
+          <w:lang w:eastAsia="en-GB"/>
+        </w:rPr>
+        <w:t>prediction</w:t>
+      </w:r>
+      <w:proofErr w:type="spellEnd"/>
+      <w:r>
+        <w:rPr>
+          <w:rFonts w:ascii="Open Sans" w:eastAsia="Times New Roman" w:hAnsi="Open Sans" w:cs="Open Sans"/>
+          <w:color w:val="000000"/>
+          <w:sz w:val="21"/>
+          <w:szCs w:val="21"/>
+          <w:shd w:val="clear" w:color="auto" w:fill="FFFFFF"/>
+          <w:lang w:eastAsia="en-GB"/>
+        </w:rPr>
+        <w:t xml:space="preserve"> step, </w:t>
+      </w:r>
+      <w:proofErr w:type="spellStart"/>
+      <w:r>
+        <w:rPr>
+          <w:rFonts w:ascii="Open Sans" w:eastAsia="Times New Roman" w:hAnsi="Open Sans" w:cs="Open Sans"/>
+          <w:color w:val="000000"/>
+          <w:sz w:val="21"/>
+          <w:szCs w:val="21"/>
+          <w:shd w:val="clear" w:color="auto" w:fill="FFFFFF"/>
+          <w:lang w:eastAsia="en-GB"/>
+        </w:rPr>
+        <w:t>the</w:t>
+      </w:r>
+      <w:proofErr w:type="spellEnd"/>
+      <w:r>
+        <w:rPr>
+          <w:rFonts w:ascii="Open Sans" w:eastAsia="Times New Roman" w:hAnsi="Open Sans" w:cs="Open Sans"/>
+          <w:color w:val="000000"/>
+          <w:sz w:val="21"/>
+          <w:szCs w:val="21"/>
+          <w:shd w:val="clear" w:color="auto" w:fill="FFFFFF"/>
+          <w:lang w:eastAsia="en-GB"/>
+        </w:rPr>
+        <w:t xml:space="preserve"> </w:t>
+      </w:r>
+      <w:proofErr w:type="spellStart"/>
+      <w:r>
+        <w:rPr>
+          <w:rFonts w:ascii="Open Sans" w:eastAsia="Times New Roman" w:hAnsi="Open Sans" w:cs="Open Sans"/>
+          <w:color w:val="000000"/>
+          <w:sz w:val="21"/>
+          <w:szCs w:val="21"/>
+          <w:shd w:val="clear" w:color="auto" w:fill="FFFFFF"/>
+          <w:lang w:eastAsia="en-GB"/>
+        </w:rPr>
+        <w:t>particles</w:t>
+      </w:r>
+      <w:proofErr w:type="spellEnd"/>
+      <w:r>
+        <w:rPr>
+          <w:rFonts w:ascii="Open Sans" w:eastAsia="Times New Roman" w:hAnsi="Open Sans" w:cs="Open Sans"/>
+          <w:color w:val="000000"/>
+          <w:sz w:val="21"/>
+          <w:szCs w:val="21"/>
+          <w:shd w:val="clear" w:color="auto" w:fill="FFFFFF"/>
+          <w:lang w:eastAsia="en-GB"/>
+        </w:rPr>
+        <w:t xml:space="preserve"> do not spread </w:t>
+      </w:r>
+      <w:proofErr w:type="spellStart"/>
+      <w:r>
+        <w:rPr>
+          <w:rFonts w:ascii="Open Sans" w:eastAsia="Times New Roman" w:hAnsi="Open Sans" w:cs="Open Sans"/>
+          <w:color w:val="000000"/>
+          <w:sz w:val="21"/>
+          <w:szCs w:val="21"/>
+          <w:shd w:val="clear" w:color="auto" w:fill="FFFFFF"/>
+          <w:lang w:eastAsia="en-GB"/>
+        </w:rPr>
+        <w:t>enough</w:t>
+      </w:r>
+      <w:proofErr w:type="spellEnd"/>
+      <w:r>
+        <w:rPr>
+          <w:rFonts w:ascii="Open Sans" w:eastAsia="Times New Roman" w:hAnsi="Open Sans" w:cs="Open Sans"/>
+          <w:color w:val="000000"/>
+          <w:sz w:val="21"/>
+          <w:szCs w:val="21"/>
+          <w:shd w:val="clear" w:color="auto" w:fill="FFFFFF"/>
+          <w:lang w:eastAsia="en-GB"/>
+        </w:rPr>
+        <w:t xml:space="preserve">, and </w:t>
+      </w:r>
+      <w:proofErr w:type="spellStart"/>
+      <w:r>
+        <w:rPr>
+          <w:rFonts w:ascii="Open Sans" w:eastAsia="Times New Roman" w:hAnsi="Open Sans" w:cs="Open Sans"/>
+          <w:color w:val="000000"/>
+          <w:sz w:val="21"/>
+          <w:szCs w:val="21"/>
+          <w:shd w:val="clear" w:color="auto" w:fill="FFFFFF"/>
+          <w:lang w:eastAsia="en-GB"/>
+        </w:rPr>
+        <w:t>the</w:t>
+      </w:r>
+      <w:proofErr w:type="spellEnd"/>
+      <w:r>
+        <w:rPr>
+          <w:rFonts w:ascii="Open Sans" w:eastAsia="Times New Roman" w:hAnsi="Open Sans" w:cs="Open Sans"/>
+          <w:color w:val="000000"/>
+          <w:sz w:val="21"/>
+          <w:szCs w:val="21"/>
+          <w:shd w:val="clear" w:color="auto" w:fill="FFFFFF"/>
+          <w:lang w:eastAsia="en-GB"/>
+        </w:rPr>
+        <w:t xml:space="preserve"> </w:t>
+      </w:r>
+      <w:proofErr w:type="spellStart"/>
+      <w:r>
+        <w:rPr>
+          <w:rFonts w:ascii="Open Sans" w:eastAsia="Times New Roman" w:hAnsi="Open Sans" w:cs="Open Sans"/>
+          <w:color w:val="000000"/>
+          <w:sz w:val="21"/>
+          <w:szCs w:val="21"/>
+          <w:shd w:val="clear" w:color="auto" w:fill="FFFFFF"/>
+          <w:lang w:eastAsia="en-GB"/>
+        </w:rPr>
+        <w:t>filter</w:t>
+      </w:r>
+      <w:proofErr w:type="spellEnd"/>
+      <w:r>
+        <w:rPr>
+          <w:rFonts w:ascii="Open Sans" w:eastAsia="Times New Roman" w:hAnsi="Open Sans" w:cs="Open Sans"/>
+          <w:color w:val="000000"/>
+          <w:sz w:val="21"/>
+          <w:szCs w:val="21"/>
+          <w:shd w:val="clear" w:color="auto" w:fill="FFFFFF"/>
+          <w:lang w:eastAsia="en-GB"/>
+        </w:rPr>
+        <w:t xml:space="preserve"> </w:t>
+      </w:r>
+      <w:proofErr w:type="spellStart"/>
+      <w:r>
+        <w:rPr>
+          <w:rFonts w:ascii="Open Sans" w:eastAsia="Times New Roman" w:hAnsi="Open Sans" w:cs="Open Sans"/>
+          <w:color w:val="000000"/>
+          <w:sz w:val="21"/>
+          <w:szCs w:val="21"/>
+          <w:shd w:val="clear" w:color="auto" w:fill="FFFFFF"/>
+          <w:lang w:eastAsia="en-GB"/>
+        </w:rPr>
+        <w:t>gets</w:t>
+      </w:r>
+      <w:proofErr w:type="spellEnd"/>
+      <w:r>
+        <w:rPr>
+          <w:rFonts w:ascii="Open Sans" w:eastAsia="Times New Roman" w:hAnsi="Open Sans" w:cs="Open Sans"/>
+          <w:color w:val="000000"/>
+          <w:sz w:val="21"/>
+          <w:szCs w:val="21"/>
+          <w:shd w:val="clear" w:color="auto" w:fill="FFFFFF"/>
+          <w:lang w:eastAsia="en-GB"/>
+        </w:rPr>
+        <w:t xml:space="preserve"> </w:t>
+      </w:r>
+      <w:proofErr w:type="spellStart"/>
+      <w:r>
+        <w:rPr>
+          <w:rFonts w:ascii="Open Sans" w:eastAsia="Times New Roman" w:hAnsi="Open Sans" w:cs="Open Sans"/>
+          <w:color w:val="000000"/>
+          <w:sz w:val="21"/>
+          <w:szCs w:val="21"/>
+          <w:shd w:val="clear" w:color="auto" w:fill="FFFFFF"/>
+          <w:lang w:eastAsia="en-GB"/>
+        </w:rPr>
+        <w:t>stuck</w:t>
+      </w:r>
+      <w:proofErr w:type="spellEnd"/>
+      <w:r>
+        <w:rPr>
+          <w:rFonts w:ascii="Open Sans" w:eastAsia="Times New Roman" w:hAnsi="Open Sans" w:cs="Open Sans"/>
+          <w:color w:val="000000"/>
+          <w:sz w:val="21"/>
+          <w:szCs w:val="21"/>
+          <w:shd w:val="clear" w:color="auto" w:fill="FFFFFF"/>
+          <w:lang w:eastAsia="en-GB"/>
+        </w:rPr>
+        <w:t xml:space="preserve"> in </w:t>
+      </w:r>
+      <w:proofErr w:type="spellStart"/>
+      <w:r>
+        <w:rPr>
+          <w:rFonts w:ascii="Open Sans" w:eastAsia="Times New Roman" w:hAnsi="Open Sans" w:cs="Open Sans"/>
+          <w:color w:val="000000"/>
+          <w:sz w:val="21"/>
+          <w:szCs w:val="21"/>
+          <w:shd w:val="clear" w:color="auto" w:fill="FFFFFF"/>
+          <w:lang w:eastAsia="en-GB"/>
+        </w:rPr>
+        <w:t>similar</w:t>
+      </w:r>
+      <w:proofErr w:type="spellEnd"/>
+      <w:r>
+        <w:rPr>
+          <w:rFonts w:ascii="Open Sans" w:eastAsia="Times New Roman" w:hAnsi="Open Sans" w:cs="Open Sans"/>
+          <w:color w:val="000000"/>
+          <w:sz w:val="21"/>
+          <w:szCs w:val="21"/>
+          <w:shd w:val="clear" w:color="auto" w:fill="FFFFFF"/>
+          <w:lang w:eastAsia="en-GB"/>
+        </w:rPr>
+        <w:t xml:space="preserve"> </w:t>
+      </w:r>
+      <w:proofErr w:type="spellStart"/>
+      <w:r>
+        <w:rPr>
+          <w:rFonts w:ascii="Open Sans" w:eastAsia="Times New Roman" w:hAnsi="Open Sans" w:cs="Open Sans"/>
+          <w:color w:val="000000"/>
+          <w:sz w:val="21"/>
+          <w:szCs w:val="21"/>
+          <w:shd w:val="clear" w:color="auto" w:fill="FFFFFF"/>
+          <w:lang w:eastAsia="en-GB"/>
+        </w:rPr>
+        <w:t>areas</w:t>
+      </w:r>
+      <w:proofErr w:type="spellEnd"/>
+      <w:r>
+        <w:rPr>
+          <w:rFonts w:ascii="Open Sans" w:eastAsia="Times New Roman" w:hAnsi="Open Sans" w:cs="Open Sans"/>
+          <w:color w:val="000000"/>
+          <w:sz w:val="21"/>
+          <w:szCs w:val="21"/>
+          <w:shd w:val="clear" w:color="auto" w:fill="FFFFFF"/>
+          <w:lang w:eastAsia="en-GB"/>
+        </w:rPr>
+        <w:t xml:space="preserve"> </w:t>
+      </w:r>
+      <w:proofErr w:type="spellStart"/>
+      <w:r>
+        <w:rPr>
+          <w:rFonts w:ascii="Open Sans" w:eastAsia="Times New Roman" w:hAnsi="Open Sans" w:cs="Open Sans"/>
+          <w:color w:val="000000"/>
+          <w:sz w:val="21"/>
+          <w:szCs w:val="21"/>
+          <w:shd w:val="clear" w:color="auto" w:fill="FFFFFF"/>
+          <w:lang w:eastAsia="en-GB"/>
+        </w:rPr>
+        <w:t>of</w:t>
+      </w:r>
+      <w:proofErr w:type="spellEnd"/>
+      <w:r>
+        <w:rPr>
+          <w:rFonts w:ascii="Open Sans" w:eastAsia="Times New Roman" w:hAnsi="Open Sans" w:cs="Open Sans"/>
+          <w:color w:val="000000"/>
+          <w:sz w:val="21"/>
+          <w:szCs w:val="21"/>
+          <w:shd w:val="clear" w:color="auto" w:fill="FFFFFF"/>
+          <w:lang w:eastAsia="en-GB"/>
+        </w:rPr>
+        <w:t xml:space="preserve"> </w:t>
+      </w:r>
+      <w:proofErr w:type="spellStart"/>
+      <w:r>
+        <w:rPr>
+          <w:rFonts w:ascii="Open Sans" w:eastAsia="Times New Roman" w:hAnsi="Open Sans" w:cs="Open Sans"/>
+          <w:color w:val="000000"/>
+          <w:sz w:val="21"/>
+          <w:szCs w:val="21"/>
+          <w:shd w:val="clear" w:color="auto" w:fill="FFFFFF"/>
+          <w:lang w:eastAsia="en-GB"/>
+        </w:rPr>
+        <w:t>the</w:t>
+      </w:r>
+      <w:proofErr w:type="spellEnd"/>
+      <w:r>
+        <w:rPr>
+          <w:rFonts w:ascii="Open Sans" w:eastAsia="Times New Roman" w:hAnsi="Open Sans" w:cs="Open Sans"/>
+          <w:color w:val="000000"/>
+          <w:sz w:val="21"/>
+          <w:szCs w:val="21"/>
+          <w:shd w:val="clear" w:color="auto" w:fill="FFFFFF"/>
+          <w:lang w:eastAsia="en-GB"/>
+        </w:rPr>
+        <w:t xml:space="preserve"> map. </w:t>
+      </w:r>
+      <w:proofErr w:type="spellStart"/>
+      <w:r>
+        <w:rPr>
+          <w:rFonts w:ascii="Open Sans" w:eastAsia="Times New Roman" w:hAnsi="Open Sans" w:cs="Open Sans"/>
+          <w:color w:val="000000"/>
+          <w:sz w:val="21"/>
+          <w:szCs w:val="21"/>
+          <w:shd w:val="clear" w:color="auto" w:fill="FFFFFF"/>
+          <w:lang w:eastAsia="en-GB"/>
+        </w:rPr>
+        <w:t>However</w:t>
+      </w:r>
+      <w:proofErr w:type="spellEnd"/>
       <w:r>
         <w:rPr>
           <w:rFonts w:ascii="Open Sans" w:eastAsia="Times New Roman" w:hAnsi="Open Sans" w:cs="Open Sans"/>
@@ -2792,6 +4223,78 @@
           <w:shd w:val="clear" w:color="auto" w:fill="FFFFFF"/>
           <w:lang w:eastAsia="en-GB"/>
         </w:rPr>
+        <w:t>with</w:t>
+      </w:r>
+      <w:proofErr w:type="spellEnd"/>
+      <w:r>
+        <w:rPr>
+          <w:rFonts w:ascii="Open Sans" w:eastAsia="Times New Roman" w:hAnsi="Open Sans" w:cs="Open Sans"/>
+          <w:color w:val="000000"/>
+          <w:sz w:val="21"/>
+          <w:szCs w:val="21"/>
+          <w:shd w:val="clear" w:color="auto" w:fill="FFFFFF"/>
+          <w:lang w:eastAsia="en-GB"/>
+        </w:rPr>
+        <w:t xml:space="preserve"> </w:t>
+      </w:r>
+      <w:proofErr w:type="spellStart"/>
+      <w:r>
+        <w:rPr>
+          <w:rFonts w:ascii="Open Sans" w:eastAsia="Times New Roman" w:hAnsi="Open Sans" w:cs="Open Sans"/>
+          <w:color w:val="000000"/>
+          <w:sz w:val="21"/>
+          <w:szCs w:val="21"/>
+          <w:shd w:val="clear" w:color="auto" w:fill="FFFFFF"/>
+          <w:lang w:eastAsia="en-GB"/>
+        </w:rPr>
+        <w:t>too</w:t>
+      </w:r>
+      <w:proofErr w:type="spellEnd"/>
+      <w:r>
+        <w:rPr>
+          <w:rFonts w:ascii="Open Sans" w:eastAsia="Times New Roman" w:hAnsi="Open Sans" w:cs="Open Sans"/>
+          <w:color w:val="000000"/>
+          <w:sz w:val="21"/>
+          <w:szCs w:val="21"/>
+          <w:shd w:val="clear" w:color="auto" w:fill="FFFFFF"/>
+          <w:lang w:eastAsia="en-GB"/>
+        </w:rPr>
+        <w:t xml:space="preserve"> much </w:t>
+      </w:r>
+      <w:proofErr w:type="spellStart"/>
+      <w:r>
+        <w:rPr>
+          <w:rFonts w:ascii="Open Sans" w:eastAsia="Times New Roman" w:hAnsi="Open Sans" w:cs="Open Sans"/>
+          <w:color w:val="000000"/>
+          <w:sz w:val="21"/>
+          <w:szCs w:val="21"/>
+          <w:shd w:val="clear" w:color="auto" w:fill="FFFFFF"/>
+          <w:lang w:eastAsia="en-GB"/>
+        </w:rPr>
+        <w:t>noise</w:t>
+      </w:r>
+      <w:proofErr w:type="spellEnd"/>
+      <w:r>
+        <w:rPr>
+          <w:rFonts w:ascii="Open Sans" w:eastAsia="Times New Roman" w:hAnsi="Open Sans" w:cs="Open Sans"/>
+          <w:color w:val="000000"/>
+          <w:sz w:val="21"/>
+          <w:szCs w:val="21"/>
+          <w:shd w:val="clear" w:color="auto" w:fill="FFFFFF"/>
+          <w:lang w:eastAsia="en-GB"/>
+        </w:rPr>
+        <w:t xml:space="preserve">, </w:t>
+      </w:r>
+      <w:proofErr w:type="spellStart"/>
+      <w:r>
+        <w:rPr>
+          <w:rFonts w:ascii="Open Sans" w:eastAsia="Times New Roman" w:hAnsi="Open Sans" w:cs="Open Sans"/>
+          <w:color w:val="000000"/>
+          <w:sz w:val="21"/>
+          <w:szCs w:val="21"/>
+          <w:shd w:val="clear" w:color="auto" w:fill="FFFFFF"/>
+          <w:lang w:eastAsia="en-GB"/>
+        </w:rPr>
         <w:t>the</w:t>
       </w:r>
       <w:proofErr w:type="spellEnd"/>
@@ -2816,6 +4319,102 @@
           <w:shd w:val="clear" w:color="auto" w:fill="FFFFFF"/>
           <w:lang w:eastAsia="en-GB"/>
         </w:rPr>
+        <w:t>localization</w:t>
+      </w:r>
+      <w:proofErr w:type="spellEnd"/>
+      <w:r>
+        <w:rPr>
+          <w:rFonts w:ascii="Open Sans" w:eastAsia="Times New Roman" w:hAnsi="Open Sans" w:cs="Open Sans"/>
+          <w:color w:val="000000"/>
+          <w:sz w:val="21"/>
+          <w:szCs w:val="21"/>
+          <w:shd w:val="clear" w:color="auto" w:fill="FFFFFF"/>
+          <w:lang w:eastAsia="en-GB"/>
+        </w:rPr>
+        <w:t xml:space="preserve"> </w:t>
+      </w:r>
+      <w:proofErr w:type="spellStart"/>
+      <w:r>
+        <w:rPr>
+          <w:rFonts w:ascii="Open Sans" w:eastAsia="Times New Roman" w:hAnsi="Open Sans" w:cs="Open Sans"/>
+          <w:color w:val="000000"/>
+          <w:sz w:val="21"/>
+          <w:szCs w:val="21"/>
+          <w:shd w:val="clear" w:color="auto" w:fill="FFFFFF"/>
+          <w:lang w:eastAsia="en-GB"/>
+        </w:rPr>
+        <w:t>becomes</w:t>
+      </w:r>
+      <w:proofErr w:type="spellEnd"/>
+      <w:r>
+        <w:rPr>
+          <w:rFonts w:ascii="Open Sans" w:eastAsia="Times New Roman" w:hAnsi="Open Sans" w:cs="Open Sans"/>
+          <w:color w:val="000000"/>
+          <w:sz w:val="21"/>
+          <w:szCs w:val="21"/>
+          <w:shd w:val="clear" w:color="auto" w:fill="FFFFFF"/>
+          <w:lang w:eastAsia="en-GB"/>
+        </w:rPr>
+        <w:t xml:space="preserve"> </w:t>
+      </w:r>
+      <w:proofErr w:type="spellStart"/>
+      <w:r>
+        <w:rPr>
+          <w:rFonts w:ascii="Open Sans" w:eastAsia="Times New Roman" w:hAnsi="Open Sans" w:cs="Open Sans"/>
+          <w:color w:val="000000"/>
+          <w:sz w:val="21"/>
+          <w:szCs w:val="21"/>
+          <w:shd w:val="clear" w:color="auto" w:fill="FFFFFF"/>
+          <w:lang w:eastAsia="en-GB"/>
+        </w:rPr>
+        <w:t>unstable</w:t>
+      </w:r>
+      <w:proofErr w:type="spellEnd"/>
+      <w:r>
+        <w:rPr>
+          <w:rFonts w:ascii="Open Sans" w:eastAsia="Times New Roman" w:hAnsi="Open Sans" w:cs="Open Sans"/>
+          <w:color w:val="000000"/>
+          <w:sz w:val="21"/>
+          <w:szCs w:val="21"/>
+          <w:shd w:val="clear" w:color="auto" w:fill="FFFFFF"/>
+          <w:lang w:eastAsia="en-GB"/>
+        </w:rPr>
+        <w:t xml:space="preserve"> and </w:t>
+      </w:r>
+      <w:proofErr w:type="spellStart"/>
+      <w:r>
+        <w:rPr>
+          <w:rFonts w:ascii="Open Sans" w:eastAsia="Times New Roman" w:hAnsi="Open Sans" w:cs="Open Sans"/>
+          <w:color w:val="000000"/>
+          <w:sz w:val="21"/>
+          <w:szCs w:val="21"/>
+          <w:shd w:val="clear" w:color="auto" w:fill="FFFFFF"/>
+          <w:lang w:eastAsia="en-GB"/>
+        </w:rPr>
+        <w:t>the</w:t>
+      </w:r>
+      <w:proofErr w:type="spellEnd"/>
+      <w:r>
+        <w:rPr>
+          <w:rFonts w:ascii="Open Sans" w:eastAsia="Times New Roman" w:hAnsi="Open Sans" w:cs="Open Sans"/>
+          <w:color w:val="000000"/>
+          <w:sz w:val="21"/>
+          <w:szCs w:val="21"/>
+          <w:shd w:val="clear" w:color="auto" w:fill="FFFFFF"/>
+          <w:lang w:eastAsia="en-GB"/>
+        </w:rPr>
+        <w:t xml:space="preserve"> </w:t>
+      </w:r>
+      <w:proofErr w:type="spellStart"/>
+      <w:r>
+        <w:rPr>
+          <w:rFonts w:ascii="Open Sans" w:eastAsia="Times New Roman" w:hAnsi="Open Sans" w:cs="Open Sans"/>
+          <w:color w:val="000000"/>
+          <w:sz w:val="21"/>
+          <w:szCs w:val="21"/>
+          <w:shd w:val="clear" w:color="auto" w:fill="FFFFFF"/>
+          <w:lang w:eastAsia="en-GB"/>
+        </w:rPr>
         <w:t>estimated</w:t>
       </w:r>
       <w:proofErr w:type="spellEnd"/>
@@ -2840,6 +4439,425 @@
           <w:shd w:val="clear" w:color="auto" w:fill="FFFFFF"/>
           <w:lang w:eastAsia="en-GB"/>
         </w:rPr>
+        <w:t>pose</w:t>
+      </w:r>
+      <w:proofErr w:type="spellEnd"/>
+      <w:r>
+        <w:rPr>
+          <w:rFonts w:ascii="Open Sans" w:eastAsia="Times New Roman" w:hAnsi="Open Sans" w:cs="Open Sans"/>
+          <w:color w:val="000000"/>
+          <w:sz w:val="21"/>
+          <w:szCs w:val="21"/>
+          <w:shd w:val="clear" w:color="auto" w:fill="FFFFFF"/>
+          <w:lang w:eastAsia="en-GB"/>
+        </w:rPr>
+        <w:t xml:space="preserve"> </w:t>
+      </w:r>
+      <w:proofErr w:type="spellStart"/>
+      <w:r>
+        <w:rPr>
+          <w:rFonts w:ascii="Open Sans" w:eastAsia="Times New Roman" w:hAnsi="Open Sans" w:cs="Open Sans"/>
+          <w:color w:val="000000"/>
+          <w:sz w:val="21"/>
+          <w:szCs w:val="21"/>
+          <w:shd w:val="clear" w:color="auto" w:fill="FFFFFF"/>
+          <w:lang w:eastAsia="en-GB"/>
+        </w:rPr>
+        <w:t>is</w:t>
+      </w:r>
+      <w:proofErr w:type="spellEnd"/>
+      <w:r>
+        <w:rPr>
+          <w:rFonts w:ascii="Open Sans" w:eastAsia="Times New Roman" w:hAnsi="Open Sans" w:cs="Open Sans"/>
+          <w:color w:val="000000"/>
+          <w:sz w:val="21"/>
+          <w:szCs w:val="21"/>
+          <w:shd w:val="clear" w:color="auto" w:fill="FFFFFF"/>
+          <w:lang w:eastAsia="en-GB"/>
+        </w:rPr>
+        <w:t xml:space="preserve"> </w:t>
+      </w:r>
+      <w:proofErr w:type="spellStart"/>
+      <w:r>
+        <w:rPr>
+          <w:rFonts w:ascii="Open Sans" w:eastAsia="Times New Roman" w:hAnsi="Open Sans" w:cs="Open Sans"/>
+          <w:color w:val="000000"/>
+          <w:sz w:val="21"/>
+          <w:szCs w:val="21"/>
+          <w:shd w:val="clear" w:color="auto" w:fill="FFFFFF"/>
+          <w:lang w:eastAsia="en-GB"/>
+        </w:rPr>
+        <w:t>less</w:t>
+      </w:r>
+      <w:proofErr w:type="spellEnd"/>
+      <w:r>
+        <w:rPr>
+          <w:rFonts w:ascii="Open Sans" w:eastAsia="Times New Roman" w:hAnsi="Open Sans" w:cs="Open Sans"/>
+          <w:color w:val="000000"/>
+          <w:sz w:val="21"/>
+          <w:szCs w:val="21"/>
+          <w:shd w:val="clear" w:color="auto" w:fill="FFFFFF"/>
+          <w:lang w:eastAsia="en-GB"/>
+        </w:rPr>
+        <w:t xml:space="preserve"> </w:t>
+      </w:r>
+      <w:proofErr w:type="spellStart"/>
+      <w:r>
+        <w:rPr>
+          <w:rFonts w:ascii="Open Sans" w:eastAsia="Times New Roman" w:hAnsi="Open Sans" w:cs="Open Sans"/>
+          <w:color w:val="000000"/>
+          <w:sz w:val="21"/>
+          <w:szCs w:val="21"/>
+          <w:shd w:val="clear" w:color="auto" w:fill="FFFFFF"/>
+          <w:lang w:eastAsia="en-GB"/>
+        </w:rPr>
+        <w:t>accurate</w:t>
+      </w:r>
+      <w:proofErr w:type="spellEnd"/>
+      <w:r>
+        <w:rPr>
+          <w:rFonts w:ascii="Open Sans" w:eastAsia="Times New Roman" w:hAnsi="Open Sans" w:cs="Open Sans"/>
+          <w:color w:val="000000"/>
+          <w:sz w:val="21"/>
+          <w:szCs w:val="21"/>
+          <w:shd w:val="clear" w:color="auto" w:fill="FFFFFF"/>
+          <w:lang w:eastAsia="en-GB"/>
+        </w:rPr>
+        <w:t xml:space="preserve"> </w:t>
+      </w:r>
+      <w:proofErr w:type="spellStart"/>
+      <w:r>
+        <w:rPr>
+          <w:rFonts w:ascii="Open Sans" w:eastAsia="Times New Roman" w:hAnsi="Open Sans" w:cs="Open Sans"/>
+          <w:color w:val="000000"/>
+          <w:sz w:val="21"/>
+          <w:szCs w:val="21"/>
+          <w:shd w:val="clear" w:color="auto" w:fill="FFFFFF"/>
+          <w:lang w:eastAsia="en-GB"/>
+        </w:rPr>
+        <w:t>compared</w:t>
+      </w:r>
+      <w:proofErr w:type="spellEnd"/>
+      <w:r>
+        <w:rPr>
+          <w:rFonts w:ascii="Open Sans" w:eastAsia="Times New Roman" w:hAnsi="Open Sans" w:cs="Open Sans"/>
+          <w:color w:val="000000"/>
+          <w:sz w:val="21"/>
+          <w:szCs w:val="21"/>
+          <w:shd w:val="clear" w:color="auto" w:fill="FFFFFF"/>
+          <w:lang w:eastAsia="en-GB"/>
+        </w:rPr>
+        <w:t xml:space="preserve"> to </w:t>
+      </w:r>
+      <w:proofErr w:type="spellStart"/>
+      <w:r>
+        <w:rPr>
+          <w:rFonts w:ascii="Open Sans" w:eastAsia="Times New Roman" w:hAnsi="Open Sans" w:cs="Open Sans"/>
+          <w:color w:val="000000"/>
+          <w:sz w:val="21"/>
+          <w:szCs w:val="21"/>
+          <w:shd w:val="clear" w:color="auto" w:fill="FFFFFF"/>
+          <w:lang w:eastAsia="en-GB"/>
+        </w:rPr>
+        <w:t>the</w:t>
+      </w:r>
+      <w:proofErr w:type="spellEnd"/>
+      <w:r>
+        <w:rPr>
+          <w:rFonts w:ascii="Open Sans" w:eastAsia="Times New Roman" w:hAnsi="Open Sans" w:cs="Open Sans"/>
+          <w:color w:val="000000"/>
+          <w:sz w:val="21"/>
+          <w:szCs w:val="21"/>
+          <w:shd w:val="clear" w:color="auto" w:fill="FFFFFF"/>
+          <w:lang w:eastAsia="en-GB"/>
+        </w:rPr>
+        <w:t xml:space="preserve"> </w:t>
+      </w:r>
+      <w:proofErr w:type="spellStart"/>
+      <w:r>
+        <w:rPr>
+          <w:rFonts w:ascii="Open Sans" w:eastAsia="Times New Roman" w:hAnsi="Open Sans" w:cs="Open Sans"/>
+          <w:color w:val="000000"/>
+          <w:sz w:val="21"/>
+          <w:szCs w:val="21"/>
+          <w:shd w:val="clear" w:color="auto" w:fill="FFFFFF"/>
+          <w:lang w:eastAsia="en-GB"/>
+        </w:rPr>
+        <w:t>true</w:t>
+      </w:r>
+      <w:proofErr w:type="spellEnd"/>
+      <w:r>
+        <w:rPr>
+          <w:rFonts w:ascii="Open Sans" w:eastAsia="Times New Roman" w:hAnsi="Open Sans" w:cs="Open Sans"/>
+          <w:color w:val="000000"/>
+          <w:sz w:val="21"/>
+          <w:szCs w:val="21"/>
+          <w:shd w:val="clear" w:color="auto" w:fill="FFFFFF"/>
+          <w:lang w:eastAsia="en-GB"/>
+        </w:rPr>
+        <w:t xml:space="preserve"> </w:t>
+      </w:r>
+      <w:proofErr w:type="spellStart"/>
+      <w:r>
+        <w:rPr>
+          <w:rFonts w:ascii="Open Sans" w:eastAsia="Times New Roman" w:hAnsi="Open Sans" w:cs="Open Sans"/>
+          <w:color w:val="000000"/>
+          <w:sz w:val="21"/>
+          <w:szCs w:val="21"/>
+          <w:shd w:val="clear" w:color="auto" w:fill="FFFFFF"/>
+          <w:lang w:eastAsia="en-GB"/>
+        </w:rPr>
+        <w:t>pose</w:t>
+      </w:r>
+      <w:proofErr w:type="spellEnd"/>
+      <w:r>
+        <w:rPr>
+          <w:rFonts w:ascii="Open Sans" w:eastAsia="Times New Roman" w:hAnsi="Open Sans" w:cs="Open Sans"/>
+          <w:color w:val="000000"/>
+          <w:sz w:val="21"/>
+          <w:szCs w:val="21"/>
+          <w:shd w:val="clear" w:color="auto" w:fill="FFFFFF"/>
+          <w:lang w:eastAsia="en-GB"/>
+        </w:rPr>
+        <w:t>.</w:t>
+      </w:r>
+      <w:r>
+        <w:rPr>
+          <w:rFonts w:ascii="Open Sans" w:eastAsia="Times New Roman" w:hAnsi="Open Sans" w:cs="Open Sans"/>
+          <w:color w:val="000000"/>
+          <w:sz w:val="21"/>
+          <w:szCs w:val="21"/>
+          <w:shd w:val="clear" w:color="auto" w:fill="FFFFFF"/>
+          <w:lang w:eastAsia="en-GB"/>
+        </w:rPr>
+        <w:t xml:space="preserve"> </w:t>
+      </w:r>
+      <w:proofErr w:type="spellStart"/>
+      <w:r>
+        <w:rPr>
+          <w:rFonts w:ascii="Open Sans" w:eastAsia="Times New Roman" w:hAnsi="Open Sans" w:cs="Open Sans"/>
+          <w:color w:val="000000"/>
+          <w:sz w:val="21"/>
+          <w:szCs w:val="21"/>
+          <w:shd w:val="clear" w:color="auto" w:fill="FFFFFF"/>
+          <w:lang w:eastAsia="en-GB"/>
+        </w:rPr>
+        <w:t>The</w:t>
+      </w:r>
+      <w:proofErr w:type="spellEnd"/>
+      <w:r>
+        <w:rPr>
+          <w:rFonts w:ascii="Open Sans" w:eastAsia="Times New Roman" w:hAnsi="Open Sans" w:cs="Open Sans"/>
+          <w:color w:val="000000"/>
+          <w:sz w:val="21"/>
+          <w:szCs w:val="21"/>
+          <w:shd w:val="clear" w:color="auto" w:fill="FFFFFF"/>
+          <w:lang w:eastAsia="en-GB"/>
+        </w:rPr>
+        <w:t xml:space="preserve"> major </w:t>
+      </w:r>
+      <w:proofErr w:type="spellStart"/>
+      <w:r>
+        <w:rPr>
+          <w:rFonts w:ascii="Open Sans" w:eastAsia="Times New Roman" w:hAnsi="Open Sans" w:cs="Open Sans"/>
+          <w:color w:val="000000"/>
+          <w:sz w:val="21"/>
+          <w:szCs w:val="21"/>
+          <w:shd w:val="clear" w:color="auto" w:fill="FFFFFF"/>
+          <w:lang w:eastAsia="en-GB"/>
+        </w:rPr>
+        <w:t>issue</w:t>
+      </w:r>
+      <w:proofErr w:type="spellEnd"/>
+      <w:r>
+        <w:rPr>
+          <w:rFonts w:ascii="Open Sans" w:eastAsia="Times New Roman" w:hAnsi="Open Sans" w:cs="Open Sans"/>
+          <w:color w:val="000000"/>
+          <w:sz w:val="21"/>
+          <w:szCs w:val="21"/>
+          <w:shd w:val="clear" w:color="auto" w:fill="FFFFFF"/>
+          <w:lang w:eastAsia="en-GB"/>
+        </w:rPr>
+        <w:t xml:space="preserve"> </w:t>
+      </w:r>
+      <w:proofErr w:type="spellStart"/>
+      <w:r>
+        <w:rPr>
+          <w:rFonts w:ascii="Open Sans" w:eastAsia="Times New Roman" w:hAnsi="Open Sans" w:cs="Open Sans"/>
+          <w:color w:val="000000"/>
+          <w:sz w:val="21"/>
+          <w:szCs w:val="21"/>
+          <w:shd w:val="clear" w:color="auto" w:fill="FFFFFF"/>
+          <w:lang w:eastAsia="en-GB"/>
+        </w:rPr>
+        <w:t>was</w:t>
+      </w:r>
+      <w:proofErr w:type="spellEnd"/>
+      <w:r>
+        <w:rPr>
+          <w:rFonts w:ascii="Open Sans" w:eastAsia="Times New Roman" w:hAnsi="Open Sans" w:cs="Open Sans"/>
+          <w:color w:val="000000"/>
+          <w:sz w:val="21"/>
+          <w:szCs w:val="21"/>
+          <w:shd w:val="clear" w:color="auto" w:fill="FFFFFF"/>
+          <w:lang w:eastAsia="en-GB"/>
+        </w:rPr>
+        <w:t xml:space="preserve"> to </w:t>
+      </w:r>
+      <w:proofErr w:type="spellStart"/>
+      <w:r>
+        <w:rPr>
+          <w:rFonts w:ascii="Open Sans" w:eastAsia="Times New Roman" w:hAnsi="Open Sans" w:cs="Open Sans"/>
+          <w:color w:val="000000"/>
+          <w:sz w:val="21"/>
+          <w:szCs w:val="21"/>
+          <w:shd w:val="clear" w:color="auto" w:fill="FFFFFF"/>
+          <w:lang w:eastAsia="en-GB"/>
+        </w:rPr>
+        <w:t>find</w:t>
+      </w:r>
+      <w:proofErr w:type="spellEnd"/>
+      <w:r>
+        <w:rPr>
+          <w:rFonts w:ascii="Open Sans" w:eastAsia="Times New Roman" w:hAnsi="Open Sans" w:cs="Open Sans"/>
+          <w:color w:val="000000"/>
+          <w:sz w:val="21"/>
+          <w:szCs w:val="21"/>
+          <w:shd w:val="clear" w:color="auto" w:fill="FFFFFF"/>
+          <w:lang w:eastAsia="en-GB"/>
+        </w:rPr>
+        <w:t xml:space="preserve"> </w:t>
+      </w:r>
+      <w:proofErr w:type="spellStart"/>
+      <w:r>
+        <w:rPr>
+          <w:rFonts w:ascii="Open Sans" w:eastAsia="Times New Roman" w:hAnsi="Open Sans" w:cs="Open Sans"/>
+          <w:color w:val="000000"/>
+          <w:sz w:val="21"/>
+          <w:szCs w:val="21"/>
+          <w:shd w:val="clear" w:color="auto" w:fill="FFFFFF"/>
+          <w:lang w:eastAsia="en-GB"/>
+        </w:rPr>
+        <w:t>the</w:t>
+      </w:r>
+      <w:proofErr w:type="spellEnd"/>
+      <w:r>
+        <w:rPr>
+          <w:rFonts w:ascii="Open Sans" w:eastAsia="Times New Roman" w:hAnsi="Open Sans" w:cs="Open Sans"/>
+          <w:color w:val="000000"/>
+          <w:sz w:val="21"/>
+          <w:szCs w:val="21"/>
+          <w:shd w:val="clear" w:color="auto" w:fill="FFFFFF"/>
+          <w:lang w:eastAsia="en-GB"/>
+        </w:rPr>
+        <w:t xml:space="preserve"> cause </w:t>
+      </w:r>
+      <w:proofErr w:type="spellStart"/>
+      <w:r>
+        <w:rPr>
+          <w:rFonts w:ascii="Open Sans" w:eastAsia="Times New Roman" w:hAnsi="Open Sans" w:cs="Open Sans"/>
+          <w:color w:val="000000"/>
+          <w:sz w:val="21"/>
+          <w:szCs w:val="21"/>
+          <w:shd w:val="clear" w:color="auto" w:fill="FFFFFF"/>
+          <w:lang w:eastAsia="en-GB"/>
+        </w:rPr>
+        <w:t>of</w:t>
+      </w:r>
+      <w:proofErr w:type="spellEnd"/>
+      <w:r>
+        <w:rPr>
+          <w:rFonts w:ascii="Open Sans" w:eastAsia="Times New Roman" w:hAnsi="Open Sans" w:cs="Open Sans"/>
+          <w:color w:val="000000"/>
+          <w:sz w:val="21"/>
+          <w:szCs w:val="21"/>
+          <w:shd w:val="clear" w:color="auto" w:fill="FFFFFF"/>
+          <w:lang w:eastAsia="en-GB"/>
+        </w:rPr>
+        <w:t xml:space="preserve"> </w:t>
+      </w:r>
+      <w:proofErr w:type="spellStart"/>
+      <w:r>
+        <w:rPr>
+          <w:rFonts w:ascii="Open Sans" w:eastAsia="Times New Roman" w:hAnsi="Open Sans" w:cs="Open Sans"/>
+          <w:color w:val="000000"/>
+          <w:sz w:val="21"/>
+          <w:szCs w:val="21"/>
+          <w:shd w:val="clear" w:color="auto" w:fill="FFFFFF"/>
+          <w:lang w:eastAsia="en-GB"/>
+        </w:rPr>
+        <w:t>unexpected</w:t>
+      </w:r>
+      <w:proofErr w:type="spellEnd"/>
+      <w:r>
+        <w:rPr>
+          <w:rFonts w:ascii="Open Sans" w:eastAsia="Times New Roman" w:hAnsi="Open Sans" w:cs="Open Sans"/>
+          <w:color w:val="000000"/>
+          <w:sz w:val="21"/>
+          <w:szCs w:val="21"/>
+          <w:shd w:val="clear" w:color="auto" w:fill="FFFFFF"/>
+          <w:lang w:eastAsia="en-GB"/>
+        </w:rPr>
+        <w:t xml:space="preserve"> </w:t>
+      </w:r>
+      <w:proofErr w:type="spellStart"/>
+      <w:r>
+        <w:rPr>
+          <w:rFonts w:ascii="Open Sans" w:eastAsia="Times New Roman" w:hAnsi="Open Sans" w:cs="Open Sans"/>
+          <w:color w:val="000000"/>
+          <w:sz w:val="21"/>
+          <w:szCs w:val="21"/>
+          <w:shd w:val="clear" w:color="auto" w:fill="FFFFFF"/>
+          <w:lang w:eastAsia="en-GB"/>
+        </w:rPr>
+        <w:t>failures</w:t>
+      </w:r>
+      <w:proofErr w:type="spellEnd"/>
+      <w:r>
+        <w:rPr>
+          <w:rFonts w:ascii="Open Sans" w:eastAsia="Times New Roman" w:hAnsi="Open Sans" w:cs="Open Sans"/>
+          <w:color w:val="000000"/>
+          <w:sz w:val="21"/>
+          <w:szCs w:val="21"/>
+          <w:shd w:val="clear" w:color="auto" w:fill="FFFFFF"/>
+          <w:lang w:eastAsia="en-GB"/>
+        </w:rPr>
+        <w:t xml:space="preserve"> in </w:t>
+      </w:r>
+      <w:proofErr w:type="spellStart"/>
+      <w:r>
+        <w:rPr>
+          <w:rFonts w:ascii="Open Sans" w:eastAsia="Times New Roman" w:hAnsi="Open Sans" w:cs="Open Sans"/>
+          <w:color w:val="000000"/>
+          <w:sz w:val="21"/>
+          <w:szCs w:val="21"/>
+          <w:shd w:val="clear" w:color="auto" w:fill="FFFFFF"/>
+          <w:lang w:eastAsia="en-GB"/>
+        </w:rPr>
+        <w:t>the</w:t>
+      </w:r>
+      <w:proofErr w:type="spellEnd"/>
+      <w:r>
+        <w:rPr>
+          <w:rFonts w:ascii="Open Sans" w:eastAsia="Times New Roman" w:hAnsi="Open Sans" w:cs="Open Sans"/>
+          <w:color w:val="000000"/>
+          <w:sz w:val="21"/>
+          <w:szCs w:val="21"/>
+          <w:shd w:val="clear" w:color="auto" w:fill="FFFFFF"/>
+          <w:lang w:eastAsia="en-GB"/>
+        </w:rPr>
+        <w:t xml:space="preserve"> </w:t>
+      </w:r>
+      <w:proofErr w:type="spellStart"/>
+      <w:r>
+        <w:rPr>
+          <w:rFonts w:ascii="Open Sans" w:eastAsia="Times New Roman" w:hAnsi="Open Sans" w:cs="Open Sans"/>
+          <w:color w:val="000000"/>
+          <w:sz w:val="21"/>
+          <w:szCs w:val="21"/>
+          <w:shd w:val="clear" w:color="auto" w:fill="FFFFFF"/>
+          <w:lang w:eastAsia="en-GB"/>
+        </w:rPr>
         <w:t>position</w:t>
       </w:r>
       <w:proofErr w:type="spellEnd"/>
@@ -2864,139 +4882,91 @@
           <w:shd w:val="clear" w:color="auto" w:fill="FFFFFF"/>
           <w:lang w:eastAsia="en-GB"/>
         </w:rPr>
-        <w:t>does</w:t>
-      </w:r>
-      <w:proofErr w:type="spellEnd"/>
-      <w:r>
-        <w:rPr>
-          <w:rFonts w:ascii="Open Sans" w:eastAsia="Times New Roman" w:hAnsi="Open Sans" w:cs="Open Sans"/>
-          <w:color w:val="000000"/>
-          <w:sz w:val="21"/>
-          <w:szCs w:val="21"/>
-          <w:shd w:val="clear" w:color="auto" w:fill="FFFFFF"/>
-          <w:lang w:eastAsia="en-GB"/>
-        </w:rPr>
-        <w:t xml:space="preserve"> </w:t>
-      </w:r>
-      <w:proofErr w:type="spellStart"/>
-      <w:r>
-        <w:rPr>
-          <w:rFonts w:ascii="Open Sans" w:eastAsia="Times New Roman" w:hAnsi="Open Sans" w:cs="Open Sans"/>
-          <w:color w:val="000000"/>
-          <w:sz w:val="21"/>
-          <w:szCs w:val="21"/>
-          <w:shd w:val="clear" w:color="auto" w:fill="FFFFFF"/>
-          <w:lang w:eastAsia="en-GB"/>
-        </w:rPr>
-        <w:t>change</w:t>
-      </w:r>
-      <w:proofErr w:type="spellEnd"/>
-      <w:r>
-        <w:rPr>
-          <w:rFonts w:ascii="Open Sans" w:eastAsia="Times New Roman" w:hAnsi="Open Sans" w:cs="Open Sans"/>
-          <w:color w:val="000000"/>
-          <w:sz w:val="21"/>
-          <w:szCs w:val="21"/>
-          <w:shd w:val="clear" w:color="auto" w:fill="FFFFFF"/>
-          <w:lang w:eastAsia="en-GB"/>
-        </w:rPr>
-        <w:t xml:space="preserve"> </w:t>
-      </w:r>
-      <w:proofErr w:type="spellStart"/>
-      <w:r>
-        <w:rPr>
-          <w:rFonts w:ascii="Open Sans" w:eastAsia="Times New Roman" w:hAnsi="Open Sans" w:cs="Open Sans"/>
-          <w:color w:val="000000"/>
-          <w:sz w:val="21"/>
-          <w:szCs w:val="21"/>
-          <w:shd w:val="clear" w:color="auto" w:fill="FFFFFF"/>
-          <w:lang w:eastAsia="en-GB"/>
-        </w:rPr>
-        <w:t>between</w:t>
-      </w:r>
-      <w:proofErr w:type="spellEnd"/>
-      <w:r>
-        <w:rPr>
-          <w:rFonts w:ascii="Open Sans" w:eastAsia="Times New Roman" w:hAnsi="Open Sans" w:cs="Open Sans"/>
-          <w:color w:val="000000"/>
-          <w:sz w:val="21"/>
-          <w:szCs w:val="21"/>
-          <w:shd w:val="clear" w:color="auto" w:fill="FFFFFF"/>
-          <w:lang w:eastAsia="en-GB"/>
-        </w:rPr>
-        <w:t xml:space="preserve"> </w:t>
-      </w:r>
-      <w:proofErr w:type="spellStart"/>
-      <w:r>
-        <w:rPr>
-          <w:rFonts w:ascii="Open Sans" w:eastAsia="Times New Roman" w:hAnsi="Open Sans" w:cs="Open Sans"/>
-          <w:color w:val="000000"/>
-          <w:sz w:val="21"/>
-          <w:szCs w:val="21"/>
-          <w:shd w:val="clear" w:color="auto" w:fill="FFFFFF"/>
-          <w:lang w:eastAsia="en-GB"/>
-        </w:rPr>
-        <w:t>similar</w:t>
-      </w:r>
-      <w:proofErr w:type="spellEnd"/>
-      <w:r>
-        <w:rPr>
-          <w:rFonts w:ascii="Open Sans" w:eastAsia="Times New Roman" w:hAnsi="Open Sans" w:cs="Open Sans"/>
-          <w:color w:val="000000"/>
-          <w:sz w:val="21"/>
-          <w:szCs w:val="21"/>
-          <w:shd w:val="clear" w:color="auto" w:fill="FFFFFF"/>
-          <w:lang w:eastAsia="en-GB"/>
-        </w:rPr>
-        <w:t xml:space="preserve"> </w:t>
-      </w:r>
-      <w:proofErr w:type="spellStart"/>
-      <w:r>
-        <w:rPr>
-          <w:rFonts w:ascii="Open Sans" w:eastAsia="Times New Roman" w:hAnsi="Open Sans" w:cs="Open Sans"/>
-          <w:color w:val="000000"/>
-          <w:sz w:val="21"/>
-          <w:szCs w:val="21"/>
-          <w:shd w:val="clear" w:color="auto" w:fill="FFFFFF"/>
-          <w:lang w:eastAsia="en-GB"/>
-        </w:rPr>
-        <w:t>parts</w:t>
-      </w:r>
-      <w:proofErr w:type="spellEnd"/>
-      <w:r>
-        <w:rPr>
-          <w:rFonts w:ascii="Open Sans" w:eastAsia="Times New Roman" w:hAnsi="Open Sans" w:cs="Open Sans"/>
-          <w:color w:val="000000"/>
-          <w:sz w:val="21"/>
-          <w:szCs w:val="21"/>
-          <w:shd w:val="clear" w:color="auto" w:fill="FFFFFF"/>
-          <w:lang w:eastAsia="en-GB"/>
-        </w:rPr>
-        <w:t xml:space="preserve"> </w:t>
-      </w:r>
-      <w:proofErr w:type="spellStart"/>
-      <w:r>
-        <w:rPr>
-          <w:rFonts w:ascii="Open Sans" w:eastAsia="Times New Roman" w:hAnsi="Open Sans" w:cs="Open Sans"/>
-          <w:color w:val="000000"/>
-          <w:sz w:val="21"/>
-          <w:szCs w:val="21"/>
-          <w:shd w:val="clear" w:color="auto" w:fill="FFFFFF"/>
-          <w:lang w:eastAsia="en-GB"/>
-        </w:rPr>
-        <w:t>of</w:t>
-      </w:r>
-      <w:proofErr w:type="spellEnd"/>
-      <w:r>
-        <w:rPr>
-          <w:rFonts w:ascii="Open Sans" w:eastAsia="Times New Roman" w:hAnsi="Open Sans" w:cs="Open Sans"/>
-          <w:color w:val="000000"/>
-          <w:sz w:val="21"/>
-          <w:szCs w:val="21"/>
-          <w:shd w:val="clear" w:color="auto" w:fill="FFFFFF"/>
-          <w:lang w:eastAsia="en-GB"/>
-        </w:rPr>
-        <w:t xml:space="preserve"> </w:t>
+        <w:t>estimate</w:t>
+      </w:r>
+      <w:proofErr w:type="spellEnd"/>
+      <w:r>
+        <w:rPr>
+          <w:rFonts w:ascii="Open Sans" w:eastAsia="Times New Roman" w:hAnsi="Open Sans" w:cs="Open Sans"/>
+          <w:color w:val="000000"/>
+          <w:sz w:val="21"/>
+          <w:szCs w:val="21"/>
+          <w:shd w:val="clear" w:color="auto" w:fill="FFFFFF"/>
+          <w:lang w:eastAsia="en-GB"/>
+        </w:rPr>
+        <w:t xml:space="preserve">. These </w:t>
+      </w:r>
+      <w:proofErr w:type="spellStart"/>
+      <w:r>
+        <w:rPr>
+          <w:rFonts w:ascii="Open Sans" w:eastAsia="Times New Roman" w:hAnsi="Open Sans" w:cs="Open Sans"/>
+          <w:color w:val="000000"/>
+          <w:sz w:val="21"/>
+          <w:szCs w:val="21"/>
+          <w:shd w:val="clear" w:color="auto" w:fill="FFFFFF"/>
+          <w:lang w:eastAsia="en-GB"/>
+        </w:rPr>
+        <w:t>failures</w:t>
+      </w:r>
+      <w:proofErr w:type="spellEnd"/>
+      <w:r>
+        <w:rPr>
+          <w:rFonts w:ascii="Open Sans" w:eastAsia="Times New Roman" w:hAnsi="Open Sans" w:cs="Open Sans"/>
+          <w:color w:val="000000"/>
+          <w:sz w:val="21"/>
+          <w:szCs w:val="21"/>
+          <w:shd w:val="clear" w:color="auto" w:fill="FFFFFF"/>
+          <w:lang w:eastAsia="en-GB"/>
+        </w:rPr>
+        <w:t xml:space="preserve"> </w:t>
+      </w:r>
+      <w:proofErr w:type="spellStart"/>
+      <w:r>
+        <w:rPr>
+          <w:rFonts w:ascii="Open Sans" w:eastAsia="Times New Roman" w:hAnsi="Open Sans" w:cs="Open Sans"/>
+          <w:color w:val="000000"/>
+          <w:sz w:val="21"/>
+          <w:szCs w:val="21"/>
+          <w:shd w:val="clear" w:color="auto" w:fill="FFFFFF"/>
+          <w:lang w:eastAsia="en-GB"/>
+        </w:rPr>
+        <w:t>were</w:t>
+      </w:r>
+      <w:proofErr w:type="spellEnd"/>
+      <w:r>
+        <w:rPr>
+          <w:rFonts w:ascii="Open Sans" w:eastAsia="Times New Roman" w:hAnsi="Open Sans" w:cs="Open Sans"/>
+          <w:color w:val="000000"/>
+          <w:sz w:val="21"/>
+          <w:szCs w:val="21"/>
+          <w:shd w:val="clear" w:color="auto" w:fill="FFFFFF"/>
+          <w:lang w:eastAsia="en-GB"/>
+        </w:rPr>
+        <w:t xml:space="preserve"> </w:t>
+      </w:r>
+      <w:proofErr w:type="spellStart"/>
+      <w:r>
+        <w:rPr>
+          <w:rFonts w:ascii="Open Sans" w:eastAsia="Times New Roman" w:hAnsi="Open Sans" w:cs="Open Sans"/>
+          <w:color w:val="000000"/>
+          <w:sz w:val="21"/>
+          <w:szCs w:val="21"/>
+          <w:shd w:val="clear" w:color="auto" w:fill="FFFFFF"/>
+          <w:lang w:eastAsia="en-GB"/>
+        </w:rPr>
+        <w:t>caused</w:t>
+      </w:r>
+      <w:proofErr w:type="spellEnd"/>
+      <w:r>
+        <w:rPr>
+          <w:rFonts w:ascii="Open Sans" w:eastAsia="Times New Roman" w:hAnsi="Open Sans" w:cs="Open Sans"/>
+          <w:color w:val="000000"/>
+          <w:sz w:val="21"/>
+          <w:szCs w:val="21"/>
+          <w:shd w:val="clear" w:color="auto" w:fill="FFFFFF"/>
+          <w:lang w:eastAsia="en-GB"/>
+        </w:rPr>
+        <w:t xml:space="preserve"> by </w:t>
       </w:r>
       <w:proofErr w:type="spellStart"/>
       <w:r>
@@ -3020,101 +4990,127 @@
           <w:shd w:val="clear" w:color="auto" w:fill="FFFFFF"/>
           <w:lang w:eastAsia="en-GB"/>
         </w:rPr>
-        <w:t xml:space="preserve"> map</w:t>
-      </w:r>
-      <w:r>
-        <w:rPr>
-          <w:rFonts w:ascii="Open Sans" w:eastAsia="Times New Roman" w:hAnsi="Open Sans" w:cs="Open Sans"/>
-          <w:color w:val="000000"/>
-          <w:sz w:val="21"/>
-          <w:szCs w:val="21"/>
-          <w:shd w:val="clear" w:color="auto" w:fill="FFFFFF"/>
-          <w:lang w:eastAsia="en-GB"/>
-        </w:rPr>
-        <w:t xml:space="preserve">, </w:t>
-      </w:r>
-      <w:proofErr w:type="spellStart"/>
-      <w:r>
-        <w:rPr>
-          <w:rFonts w:ascii="Open Sans" w:eastAsia="Times New Roman" w:hAnsi="Open Sans" w:cs="Open Sans"/>
-          <w:color w:val="000000"/>
-          <w:sz w:val="21"/>
-          <w:szCs w:val="21"/>
-          <w:shd w:val="clear" w:color="auto" w:fill="FFFFFF"/>
-          <w:lang w:eastAsia="en-GB"/>
-        </w:rPr>
-        <w:t>w</w:t>
-      </w:r>
-      <w:r>
-        <w:rPr>
-          <w:rFonts w:ascii="Open Sans" w:eastAsia="Times New Roman" w:hAnsi="Open Sans" w:cs="Open Sans"/>
-          <w:color w:val="000000"/>
-          <w:sz w:val="21"/>
-          <w:szCs w:val="21"/>
-          <w:shd w:val="clear" w:color="auto" w:fill="FFFFFF"/>
-          <w:lang w:eastAsia="en-GB"/>
-        </w:rPr>
-        <w:t>ith</w:t>
-      </w:r>
-      <w:proofErr w:type="spellEnd"/>
-      <w:r>
-        <w:rPr>
-          <w:rFonts w:ascii="Open Sans" w:eastAsia="Times New Roman" w:hAnsi="Open Sans" w:cs="Open Sans"/>
-          <w:color w:val="000000"/>
-          <w:sz w:val="21"/>
-          <w:szCs w:val="21"/>
-          <w:shd w:val="clear" w:color="auto" w:fill="FFFFFF"/>
-          <w:lang w:eastAsia="en-GB"/>
-        </w:rPr>
-        <w:t xml:space="preserve"> </w:t>
-      </w:r>
-      <w:proofErr w:type="spellStart"/>
-      <w:r>
-        <w:rPr>
-          <w:rFonts w:ascii="Open Sans" w:eastAsia="Times New Roman" w:hAnsi="Open Sans" w:cs="Open Sans"/>
-          <w:color w:val="000000"/>
-          <w:sz w:val="21"/>
-          <w:szCs w:val="21"/>
-          <w:shd w:val="clear" w:color="auto" w:fill="FFFFFF"/>
-          <w:lang w:eastAsia="en-GB"/>
-        </w:rPr>
-        <w:t>too</w:t>
-      </w:r>
-      <w:proofErr w:type="spellEnd"/>
-      <w:r>
-        <w:rPr>
-          <w:rFonts w:ascii="Open Sans" w:eastAsia="Times New Roman" w:hAnsi="Open Sans" w:cs="Open Sans"/>
-          <w:color w:val="000000"/>
-          <w:sz w:val="21"/>
-          <w:szCs w:val="21"/>
-          <w:shd w:val="clear" w:color="auto" w:fill="FFFFFF"/>
-          <w:lang w:eastAsia="en-GB"/>
-        </w:rPr>
-        <w:t xml:space="preserve"> much </w:t>
-      </w:r>
-      <w:proofErr w:type="spellStart"/>
-      <w:r>
-        <w:rPr>
-          <w:rFonts w:ascii="Open Sans" w:eastAsia="Times New Roman" w:hAnsi="Open Sans" w:cs="Open Sans"/>
-          <w:color w:val="000000"/>
-          <w:sz w:val="21"/>
-          <w:szCs w:val="21"/>
-          <w:shd w:val="clear" w:color="auto" w:fill="FFFFFF"/>
-          <w:lang w:eastAsia="en-GB"/>
-        </w:rPr>
-        <w:t>noise</w:t>
-      </w:r>
-      <w:proofErr w:type="spellEnd"/>
-      <w:r>
-        <w:rPr>
-          <w:rFonts w:ascii="Open Sans" w:eastAsia="Times New Roman" w:hAnsi="Open Sans" w:cs="Open Sans"/>
-          <w:color w:val="000000"/>
-          <w:sz w:val="21"/>
-          <w:szCs w:val="21"/>
-          <w:shd w:val="clear" w:color="auto" w:fill="FFFFFF"/>
-          <w:lang w:eastAsia="en-GB"/>
-        </w:rPr>
-        <w:t xml:space="preserve">, </w:t>
+        <w:t xml:space="preserve"> </w:t>
+      </w:r>
+      <w:proofErr w:type="spellStart"/>
+      <w:r>
+        <w:rPr>
+          <w:rFonts w:ascii="Open Sans" w:eastAsia="Times New Roman" w:hAnsi="Open Sans" w:cs="Open Sans"/>
+          <w:color w:val="000000"/>
+          <w:sz w:val="21"/>
+          <w:szCs w:val="21"/>
+          <w:shd w:val="clear" w:color="auto" w:fill="FFFFFF"/>
+          <w:lang w:eastAsia="en-GB"/>
+        </w:rPr>
+        <w:t>weights</w:t>
+      </w:r>
+      <w:proofErr w:type="spellEnd"/>
+      <w:r>
+        <w:rPr>
+          <w:rFonts w:ascii="Open Sans" w:eastAsia="Times New Roman" w:hAnsi="Open Sans" w:cs="Open Sans"/>
+          <w:color w:val="000000"/>
+          <w:sz w:val="21"/>
+          <w:szCs w:val="21"/>
+          <w:shd w:val="clear" w:color="auto" w:fill="FFFFFF"/>
+          <w:lang w:eastAsia="en-GB"/>
+        </w:rPr>
+        <w:t xml:space="preserve"> </w:t>
+      </w:r>
+      <w:proofErr w:type="spellStart"/>
+      <w:r>
+        <w:rPr>
+          <w:rFonts w:ascii="Open Sans" w:eastAsia="Times New Roman" w:hAnsi="Open Sans" w:cs="Open Sans"/>
+          <w:color w:val="000000"/>
+          <w:sz w:val="21"/>
+          <w:szCs w:val="21"/>
+          <w:shd w:val="clear" w:color="auto" w:fill="FFFFFF"/>
+          <w:lang w:eastAsia="en-GB"/>
+        </w:rPr>
+        <w:t>being</w:t>
+      </w:r>
+      <w:proofErr w:type="spellEnd"/>
+      <w:r>
+        <w:rPr>
+          <w:rFonts w:ascii="Open Sans" w:eastAsia="Times New Roman" w:hAnsi="Open Sans" w:cs="Open Sans"/>
+          <w:color w:val="000000"/>
+          <w:sz w:val="21"/>
+          <w:szCs w:val="21"/>
+          <w:shd w:val="clear" w:color="auto" w:fill="FFFFFF"/>
+          <w:lang w:eastAsia="en-GB"/>
+        </w:rPr>
+        <w:t xml:space="preserve"> set to </w:t>
+      </w:r>
+      <w:proofErr w:type="spellStart"/>
+      <w:r>
+        <w:rPr>
+          <w:rFonts w:ascii="Open Sans" w:eastAsia="Times New Roman" w:hAnsi="Open Sans" w:cs="Open Sans"/>
+          <w:color w:val="000000"/>
+          <w:sz w:val="21"/>
+          <w:szCs w:val="21"/>
+          <w:shd w:val="clear" w:color="auto" w:fill="FFFFFF"/>
+          <w:lang w:eastAsia="en-GB"/>
+        </w:rPr>
+        <w:t>NaN</w:t>
+      </w:r>
+      <w:proofErr w:type="spellEnd"/>
+      <w:r>
+        <w:rPr>
+          <w:rFonts w:ascii="Open Sans" w:eastAsia="Times New Roman" w:hAnsi="Open Sans" w:cs="Open Sans"/>
+          <w:color w:val="000000"/>
+          <w:sz w:val="21"/>
+          <w:szCs w:val="21"/>
+          <w:shd w:val="clear" w:color="auto" w:fill="FFFFFF"/>
+          <w:lang w:eastAsia="en-GB"/>
+        </w:rPr>
+        <w:t xml:space="preserve"> in </w:t>
+      </w:r>
+      <w:proofErr w:type="spellStart"/>
+      <w:r>
+        <w:rPr>
+          <w:rFonts w:ascii="Open Sans" w:eastAsia="Times New Roman" w:hAnsi="Open Sans" w:cs="Open Sans"/>
+          <w:color w:val="000000"/>
+          <w:sz w:val="21"/>
+          <w:szCs w:val="21"/>
+          <w:shd w:val="clear" w:color="auto" w:fill="FFFFFF"/>
+          <w:lang w:eastAsia="en-GB"/>
+        </w:rPr>
+        <w:t>cases</w:t>
+      </w:r>
+      <w:proofErr w:type="spellEnd"/>
+      <w:r>
+        <w:rPr>
+          <w:rFonts w:ascii="Open Sans" w:eastAsia="Times New Roman" w:hAnsi="Open Sans" w:cs="Open Sans"/>
+          <w:color w:val="000000"/>
+          <w:sz w:val="21"/>
+          <w:szCs w:val="21"/>
+          <w:shd w:val="clear" w:color="auto" w:fill="FFFFFF"/>
+          <w:lang w:eastAsia="en-GB"/>
+        </w:rPr>
+        <w:t xml:space="preserve"> </w:t>
+      </w:r>
+      <w:proofErr w:type="spellStart"/>
+      <w:r>
+        <w:rPr>
+          <w:rFonts w:ascii="Open Sans" w:eastAsia="Times New Roman" w:hAnsi="Open Sans" w:cs="Open Sans"/>
+          <w:color w:val="000000"/>
+          <w:sz w:val="21"/>
+          <w:szCs w:val="21"/>
+          <w:shd w:val="clear" w:color="auto" w:fill="FFFFFF"/>
+          <w:lang w:eastAsia="en-GB"/>
+        </w:rPr>
+        <w:t>where</w:t>
+      </w:r>
+      <w:proofErr w:type="spellEnd"/>
+      <w:r>
+        <w:rPr>
+          <w:rFonts w:ascii="Open Sans" w:eastAsia="Times New Roman" w:hAnsi="Open Sans" w:cs="Open Sans"/>
+          <w:color w:val="000000"/>
+          <w:sz w:val="21"/>
+          <w:szCs w:val="21"/>
+          <w:shd w:val="clear" w:color="auto" w:fill="FFFFFF"/>
+          <w:lang w:eastAsia="en-GB"/>
+        </w:rPr>
+        <w:t xml:space="preserve"> </w:t>
       </w:r>
       <w:proofErr w:type="spellStart"/>
       <w:r>
@@ -3150,678 +5146,43 @@
           <w:shd w:val="clear" w:color="auto" w:fill="FFFFFF"/>
           <w:lang w:eastAsia="en-GB"/>
         </w:rPr>
-        <w:t>localization</w:t>
-      </w:r>
-      <w:proofErr w:type="spellEnd"/>
-      <w:r>
-        <w:rPr>
-          <w:rFonts w:ascii="Open Sans" w:eastAsia="Times New Roman" w:hAnsi="Open Sans" w:cs="Open Sans"/>
-          <w:color w:val="000000"/>
-          <w:sz w:val="21"/>
-          <w:szCs w:val="21"/>
-          <w:shd w:val="clear" w:color="auto" w:fill="FFFFFF"/>
-          <w:lang w:eastAsia="en-GB"/>
-        </w:rPr>
-        <w:t xml:space="preserve"> </w:t>
-      </w:r>
-      <w:proofErr w:type="spellStart"/>
-      <w:r>
-        <w:rPr>
-          <w:rFonts w:ascii="Open Sans" w:eastAsia="Times New Roman" w:hAnsi="Open Sans" w:cs="Open Sans"/>
-          <w:color w:val="000000"/>
-          <w:sz w:val="21"/>
-          <w:szCs w:val="21"/>
-          <w:shd w:val="clear" w:color="auto" w:fill="FFFFFF"/>
-          <w:lang w:eastAsia="en-GB"/>
-        </w:rPr>
-        <w:t>becomes</w:t>
-      </w:r>
-      <w:proofErr w:type="spellEnd"/>
-      <w:r>
-        <w:rPr>
-          <w:rFonts w:ascii="Open Sans" w:eastAsia="Times New Roman" w:hAnsi="Open Sans" w:cs="Open Sans"/>
-          <w:color w:val="000000"/>
-          <w:sz w:val="21"/>
-          <w:szCs w:val="21"/>
-          <w:shd w:val="clear" w:color="auto" w:fill="FFFFFF"/>
-          <w:lang w:eastAsia="en-GB"/>
-        </w:rPr>
-        <w:t xml:space="preserve"> </w:t>
-      </w:r>
-      <w:proofErr w:type="spellStart"/>
-      <w:r>
-        <w:rPr>
-          <w:rFonts w:ascii="Open Sans" w:eastAsia="Times New Roman" w:hAnsi="Open Sans" w:cs="Open Sans"/>
-          <w:color w:val="000000"/>
-          <w:sz w:val="21"/>
-          <w:szCs w:val="21"/>
-          <w:shd w:val="clear" w:color="auto" w:fill="FFFFFF"/>
-          <w:lang w:eastAsia="en-GB"/>
-        </w:rPr>
-        <w:t>unstable</w:t>
-      </w:r>
-      <w:proofErr w:type="spellEnd"/>
-      <w:r>
-        <w:rPr>
-          <w:rFonts w:ascii="Open Sans" w:eastAsia="Times New Roman" w:hAnsi="Open Sans" w:cs="Open Sans"/>
-          <w:color w:val="000000"/>
-          <w:sz w:val="21"/>
-          <w:szCs w:val="21"/>
-          <w:shd w:val="clear" w:color="auto" w:fill="FFFFFF"/>
-          <w:lang w:eastAsia="en-GB"/>
-        </w:rPr>
-        <w:t>.</w:t>
-      </w:r>
-      <w:r>
-        <w:rPr>
-          <w:rFonts w:ascii="Open Sans" w:eastAsia="Times New Roman" w:hAnsi="Open Sans" w:cs="Open Sans"/>
-          <w:color w:val="000000"/>
-          <w:sz w:val="21"/>
-          <w:szCs w:val="21"/>
-          <w:shd w:val="clear" w:color="auto" w:fill="FFFFFF"/>
-          <w:lang w:eastAsia="en-GB"/>
-        </w:rPr>
-        <w:t xml:space="preserve"> </w:t>
-      </w:r>
-      <w:proofErr w:type="spellStart"/>
-      <w:r>
-        <w:rPr>
-          <w:rFonts w:ascii="Open Sans" w:eastAsia="Times New Roman" w:hAnsi="Open Sans" w:cs="Open Sans"/>
-          <w:color w:val="000000"/>
-          <w:sz w:val="21"/>
-          <w:szCs w:val="21"/>
-          <w:shd w:val="clear" w:color="auto" w:fill="FFFFFF"/>
-          <w:lang w:eastAsia="en-GB"/>
-        </w:rPr>
-        <w:t>The</w:t>
-      </w:r>
-      <w:proofErr w:type="spellEnd"/>
-      <w:r>
-        <w:rPr>
-          <w:rFonts w:ascii="Open Sans" w:eastAsia="Times New Roman" w:hAnsi="Open Sans" w:cs="Open Sans"/>
-          <w:color w:val="000000"/>
-          <w:sz w:val="21"/>
-          <w:szCs w:val="21"/>
-          <w:shd w:val="clear" w:color="auto" w:fill="FFFFFF"/>
-          <w:lang w:eastAsia="en-GB"/>
-        </w:rPr>
-        <w:t xml:space="preserve"> major </w:t>
-      </w:r>
-      <w:proofErr w:type="spellStart"/>
-      <w:r>
-        <w:rPr>
-          <w:rFonts w:ascii="Open Sans" w:eastAsia="Times New Roman" w:hAnsi="Open Sans" w:cs="Open Sans"/>
-          <w:color w:val="000000"/>
-          <w:sz w:val="21"/>
-          <w:szCs w:val="21"/>
-          <w:shd w:val="clear" w:color="auto" w:fill="FFFFFF"/>
-          <w:lang w:eastAsia="en-GB"/>
-        </w:rPr>
-        <w:t>issue</w:t>
-      </w:r>
-      <w:proofErr w:type="spellEnd"/>
-      <w:r>
-        <w:rPr>
-          <w:rFonts w:ascii="Open Sans" w:eastAsia="Times New Roman" w:hAnsi="Open Sans" w:cs="Open Sans"/>
-          <w:color w:val="000000"/>
-          <w:sz w:val="21"/>
-          <w:szCs w:val="21"/>
-          <w:shd w:val="clear" w:color="auto" w:fill="FFFFFF"/>
-          <w:lang w:eastAsia="en-GB"/>
-        </w:rPr>
-        <w:t xml:space="preserve"> </w:t>
-      </w:r>
-      <w:proofErr w:type="spellStart"/>
-      <w:r>
-        <w:rPr>
-          <w:rFonts w:ascii="Open Sans" w:eastAsia="Times New Roman" w:hAnsi="Open Sans" w:cs="Open Sans"/>
-          <w:color w:val="000000"/>
-          <w:sz w:val="21"/>
-          <w:szCs w:val="21"/>
-          <w:shd w:val="clear" w:color="auto" w:fill="FFFFFF"/>
-          <w:lang w:eastAsia="en-GB"/>
-        </w:rPr>
-        <w:t>was</w:t>
-      </w:r>
-      <w:proofErr w:type="spellEnd"/>
-      <w:r>
-        <w:rPr>
-          <w:rFonts w:ascii="Open Sans" w:eastAsia="Times New Roman" w:hAnsi="Open Sans" w:cs="Open Sans"/>
-          <w:color w:val="000000"/>
-          <w:sz w:val="21"/>
-          <w:szCs w:val="21"/>
-          <w:shd w:val="clear" w:color="auto" w:fill="FFFFFF"/>
-          <w:lang w:eastAsia="en-GB"/>
-        </w:rPr>
-        <w:t xml:space="preserve"> to </w:t>
-      </w:r>
-      <w:proofErr w:type="spellStart"/>
-      <w:r>
-        <w:rPr>
-          <w:rFonts w:ascii="Open Sans" w:eastAsia="Times New Roman" w:hAnsi="Open Sans" w:cs="Open Sans"/>
-          <w:color w:val="000000"/>
-          <w:sz w:val="21"/>
-          <w:szCs w:val="21"/>
-          <w:shd w:val="clear" w:color="auto" w:fill="FFFFFF"/>
-          <w:lang w:eastAsia="en-GB"/>
-        </w:rPr>
-        <w:t>find</w:t>
-      </w:r>
-      <w:proofErr w:type="spellEnd"/>
-      <w:r>
-        <w:rPr>
-          <w:rFonts w:ascii="Open Sans" w:eastAsia="Times New Roman" w:hAnsi="Open Sans" w:cs="Open Sans"/>
-          <w:color w:val="000000"/>
-          <w:sz w:val="21"/>
-          <w:szCs w:val="21"/>
-          <w:shd w:val="clear" w:color="auto" w:fill="FFFFFF"/>
-          <w:lang w:eastAsia="en-GB"/>
-        </w:rPr>
-        <w:t xml:space="preserve"> </w:t>
-      </w:r>
-      <w:proofErr w:type="spellStart"/>
-      <w:r>
-        <w:rPr>
-          <w:rFonts w:ascii="Open Sans" w:eastAsia="Times New Roman" w:hAnsi="Open Sans" w:cs="Open Sans"/>
-          <w:color w:val="000000"/>
-          <w:sz w:val="21"/>
-          <w:szCs w:val="21"/>
-          <w:shd w:val="clear" w:color="auto" w:fill="FFFFFF"/>
-          <w:lang w:eastAsia="en-GB"/>
-        </w:rPr>
-        <w:t>the</w:t>
-      </w:r>
-      <w:proofErr w:type="spellEnd"/>
-      <w:r>
-        <w:rPr>
-          <w:rFonts w:ascii="Open Sans" w:eastAsia="Times New Roman" w:hAnsi="Open Sans" w:cs="Open Sans"/>
-          <w:color w:val="000000"/>
-          <w:sz w:val="21"/>
-          <w:szCs w:val="21"/>
-          <w:shd w:val="clear" w:color="auto" w:fill="FFFFFF"/>
-          <w:lang w:eastAsia="en-GB"/>
-        </w:rPr>
-        <w:t xml:space="preserve"> cause </w:t>
-      </w:r>
-      <w:proofErr w:type="spellStart"/>
-      <w:r>
-        <w:rPr>
-          <w:rFonts w:ascii="Open Sans" w:eastAsia="Times New Roman" w:hAnsi="Open Sans" w:cs="Open Sans"/>
-          <w:color w:val="000000"/>
-          <w:sz w:val="21"/>
-          <w:szCs w:val="21"/>
-          <w:shd w:val="clear" w:color="auto" w:fill="FFFFFF"/>
-          <w:lang w:eastAsia="en-GB"/>
-        </w:rPr>
-        <w:t>of</w:t>
-      </w:r>
-      <w:proofErr w:type="spellEnd"/>
-      <w:r>
-        <w:rPr>
-          <w:rFonts w:ascii="Open Sans" w:eastAsia="Times New Roman" w:hAnsi="Open Sans" w:cs="Open Sans"/>
-          <w:color w:val="000000"/>
-          <w:sz w:val="21"/>
-          <w:szCs w:val="21"/>
-          <w:shd w:val="clear" w:color="auto" w:fill="FFFFFF"/>
-          <w:lang w:eastAsia="en-GB"/>
-        </w:rPr>
-        <w:t xml:space="preserve"> </w:t>
-      </w:r>
-      <w:proofErr w:type="spellStart"/>
-      <w:r>
-        <w:rPr>
-          <w:rFonts w:ascii="Open Sans" w:eastAsia="Times New Roman" w:hAnsi="Open Sans" w:cs="Open Sans"/>
-          <w:color w:val="000000"/>
-          <w:sz w:val="21"/>
-          <w:szCs w:val="21"/>
-          <w:shd w:val="clear" w:color="auto" w:fill="FFFFFF"/>
-          <w:lang w:eastAsia="en-GB"/>
-        </w:rPr>
-        <w:t>unexpected</w:t>
-      </w:r>
-      <w:proofErr w:type="spellEnd"/>
-      <w:r>
-        <w:rPr>
-          <w:rFonts w:ascii="Open Sans" w:eastAsia="Times New Roman" w:hAnsi="Open Sans" w:cs="Open Sans"/>
-          <w:color w:val="000000"/>
-          <w:sz w:val="21"/>
-          <w:szCs w:val="21"/>
-          <w:shd w:val="clear" w:color="auto" w:fill="FFFFFF"/>
-          <w:lang w:eastAsia="en-GB"/>
-        </w:rPr>
-        <w:t xml:space="preserve"> </w:t>
-      </w:r>
-      <w:proofErr w:type="spellStart"/>
-      <w:r>
-        <w:rPr>
-          <w:rFonts w:ascii="Open Sans" w:eastAsia="Times New Roman" w:hAnsi="Open Sans" w:cs="Open Sans"/>
-          <w:color w:val="000000"/>
-          <w:sz w:val="21"/>
-          <w:szCs w:val="21"/>
-          <w:shd w:val="clear" w:color="auto" w:fill="FFFFFF"/>
-          <w:lang w:eastAsia="en-GB"/>
-        </w:rPr>
-        <w:t>failures</w:t>
-      </w:r>
-      <w:proofErr w:type="spellEnd"/>
-      <w:r>
-        <w:rPr>
-          <w:rFonts w:ascii="Open Sans" w:eastAsia="Times New Roman" w:hAnsi="Open Sans" w:cs="Open Sans"/>
-          <w:color w:val="000000"/>
-          <w:sz w:val="21"/>
-          <w:szCs w:val="21"/>
-          <w:shd w:val="clear" w:color="auto" w:fill="FFFFFF"/>
-          <w:lang w:eastAsia="en-GB"/>
-        </w:rPr>
-        <w:t xml:space="preserve"> in </w:t>
-      </w:r>
-      <w:proofErr w:type="spellStart"/>
-      <w:r>
-        <w:rPr>
-          <w:rFonts w:ascii="Open Sans" w:eastAsia="Times New Roman" w:hAnsi="Open Sans" w:cs="Open Sans"/>
-          <w:color w:val="000000"/>
-          <w:sz w:val="21"/>
-          <w:szCs w:val="21"/>
-          <w:shd w:val="clear" w:color="auto" w:fill="FFFFFF"/>
-          <w:lang w:eastAsia="en-GB"/>
-        </w:rPr>
-        <w:t>the</w:t>
-      </w:r>
-      <w:proofErr w:type="spellEnd"/>
-      <w:r>
-        <w:rPr>
-          <w:rFonts w:ascii="Open Sans" w:eastAsia="Times New Roman" w:hAnsi="Open Sans" w:cs="Open Sans"/>
-          <w:color w:val="000000"/>
-          <w:sz w:val="21"/>
-          <w:szCs w:val="21"/>
-          <w:shd w:val="clear" w:color="auto" w:fill="FFFFFF"/>
-          <w:lang w:eastAsia="en-GB"/>
-        </w:rPr>
-        <w:t xml:space="preserve"> </w:t>
-      </w:r>
-      <w:proofErr w:type="spellStart"/>
-      <w:r>
-        <w:rPr>
-          <w:rFonts w:ascii="Open Sans" w:eastAsia="Times New Roman" w:hAnsi="Open Sans" w:cs="Open Sans"/>
-          <w:color w:val="000000"/>
-          <w:sz w:val="21"/>
-          <w:szCs w:val="21"/>
-          <w:shd w:val="clear" w:color="auto" w:fill="FFFFFF"/>
-          <w:lang w:eastAsia="en-GB"/>
-        </w:rPr>
-        <w:t>position</w:t>
-      </w:r>
-      <w:proofErr w:type="spellEnd"/>
-      <w:r>
-        <w:rPr>
-          <w:rFonts w:ascii="Open Sans" w:eastAsia="Times New Roman" w:hAnsi="Open Sans" w:cs="Open Sans"/>
-          <w:color w:val="000000"/>
-          <w:sz w:val="21"/>
-          <w:szCs w:val="21"/>
-          <w:shd w:val="clear" w:color="auto" w:fill="FFFFFF"/>
-          <w:lang w:eastAsia="en-GB"/>
-        </w:rPr>
-        <w:t xml:space="preserve"> </w:t>
-      </w:r>
-      <w:proofErr w:type="spellStart"/>
-      <w:r>
-        <w:rPr>
-          <w:rFonts w:ascii="Open Sans" w:eastAsia="Times New Roman" w:hAnsi="Open Sans" w:cs="Open Sans"/>
-          <w:color w:val="000000"/>
-          <w:sz w:val="21"/>
-          <w:szCs w:val="21"/>
-          <w:shd w:val="clear" w:color="auto" w:fill="FFFFFF"/>
-          <w:lang w:eastAsia="en-GB"/>
-        </w:rPr>
-        <w:t>estimate</w:t>
-      </w:r>
-      <w:proofErr w:type="spellEnd"/>
-      <w:r>
-        <w:rPr>
-          <w:rFonts w:ascii="Open Sans" w:eastAsia="Times New Roman" w:hAnsi="Open Sans" w:cs="Open Sans"/>
-          <w:color w:val="000000"/>
-          <w:sz w:val="21"/>
-          <w:szCs w:val="21"/>
-          <w:shd w:val="clear" w:color="auto" w:fill="FFFFFF"/>
-          <w:lang w:eastAsia="en-GB"/>
-        </w:rPr>
-        <w:t xml:space="preserve"> </w:t>
-      </w:r>
-      <w:proofErr w:type="spellStart"/>
-      <w:r>
-        <w:rPr>
-          <w:rFonts w:ascii="Open Sans" w:eastAsia="Times New Roman" w:hAnsi="Open Sans" w:cs="Open Sans"/>
-          <w:color w:val="000000"/>
-          <w:sz w:val="21"/>
-          <w:szCs w:val="21"/>
-          <w:shd w:val="clear" w:color="auto" w:fill="FFFFFF"/>
-          <w:lang w:eastAsia="en-GB"/>
-        </w:rPr>
-        <w:t>using</w:t>
-      </w:r>
-      <w:proofErr w:type="spellEnd"/>
-      <w:r>
-        <w:rPr>
-          <w:rFonts w:ascii="Open Sans" w:eastAsia="Times New Roman" w:hAnsi="Open Sans" w:cs="Open Sans"/>
-          <w:color w:val="000000"/>
-          <w:sz w:val="21"/>
-          <w:szCs w:val="21"/>
-          <w:shd w:val="clear" w:color="auto" w:fill="FFFFFF"/>
-          <w:lang w:eastAsia="en-GB"/>
-        </w:rPr>
-        <w:t xml:space="preserve"> </w:t>
-      </w:r>
-      <w:proofErr w:type="spellStart"/>
-      <w:r>
-        <w:rPr>
-          <w:rFonts w:ascii="Open Sans" w:eastAsia="Times New Roman" w:hAnsi="Open Sans" w:cs="Open Sans"/>
-          <w:color w:val="000000"/>
-          <w:sz w:val="21"/>
-          <w:szCs w:val="21"/>
-          <w:shd w:val="clear" w:color="auto" w:fill="FFFFFF"/>
-          <w:lang w:eastAsia="en-GB"/>
-        </w:rPr>
-        <w:t>the</w:t>
-      </w:r>
-      <w:proofErr w:type="spellEnd"/>
-      <w:r>
-        <w:rPr>
-          <w:rFonts w:ascii="Open Sans" w:eastAsia="Times New Roman" w:hAnsi="Open Sans" w:cs="Open Sans"/>
-          <w:color w:val="000000"/>
-          <w:sz w:val="21"/>
-          <w:szCs w:val="21"/>
-          <w:shd w:val="clear" w:color="auto" w:fill="FFFFFF"/>
-          <w:lang w:eastAsia="en-GB"/>
-        </w:rPr>
-        <w:t xml:space="preserve"> </w:t>
-      </w:r>
-      <w:proofErr w:type="spellStart"/>
-      <w:r>
-        <w:rPr>
-          <w:rFonts w:ascii="Open Sans" w:eastAsia="Times New Roman" w:hAnsi="Open Sans" w:cs="Open Sans"/>
-          <w:color w:val="000000"/>
-          <w:sz w:val="21"/>
-          <w:szCs w:val="21"/>
-          <w:shd w:val="clear" w:color="auto" w:fill="FFFFFF"/>
-          <w:lang w:eastAsia="en-GB"/>
-        </w:rPr>
-        <w:t>particle</w:t>
-      </w:r>
-      <w:proofErr w:type="spellEnd"/>
-      <w:r>
-        <w:rPr>
-          <w:rFonts w:ascii="Open Sans" w:eastAsia="Times New Roman" w:hAnsi="Open Sans" w:cs="Open Sans"/>
-          <w:color w:val="000000"/>
-          <w:sz w:val="21"/>
-          <w:szCs w:val="21"/>
-          <w:shd w:val="clear" w:color="auto" w:fill="FFFFFF"/>
-          <w:lang w:eastAsia="en-GB"/>
-        </w:rPr>
-        <w:t xml:space="preserve"> </w:t>
-      </w:r>
-      <w:proofErr w:type="spellStart"/>
-      <w:r>
-        <w:rPr>
-          <w:rFonts w:ascii="Open Sans" w:eastAsia="Times New Roman" w:hAnsi="Open Sans" w:cs="Open Sans"/>
-          <w:color w:val="000000"/>
-          <w:sz w:val="21"/>
-          <w:szCs w:val="21"/>
-          <w:shd w:val="clear" w:color="auto" w:fill="FFFFFF"/>
-          <w:lang w:eastAsia="en-GB"/>
-        </w:rPr>
-        <w:t>filter</w:t>
-      </w:r>
-      <w:proofErr w:type="spellEnd"/>
-      <w:r>
-        <w:rPr>
-          <w:rFonts w:ascii="Open Sans" w:eastAsia="Times New Roman" w:hAnsi="Open Sans" w:cs="Open Sans"/>
-          <w:color w:val="000000"/>
-          <w:sz w:val="21"/>
-          <w:szCs w:val="21"/>
-          <w:shd w:val="clear" w:color="auto" w:fill="FFFFFF"/>
-          <w:lang w:eastAsia="en-GB"/>
-        </w:rPr>
-        <w:t xml:space="preserve">. These </w:t>
-      </w:r>
-      <w:proofErr w:type="spellStart"/>
-      <w:r>
-        <w:rPr>
-          <w:rFonts w:ascii="Open Sans" w:eastAsia="Times New Roman" w:hAnsi="Open Sans" w:cs="Open Sans"/>
-          <w:color w:val="000000"/>
-          <w:sz w:val="21"/>
-          <w:szCs w:val="21"/>
-          <w:shd w:val="clear" w:color="auto" w:fill="FFFFFF"/>
-          <w:lang w:eastAsia="en-GB"/>
-        </w:rPr>
-        <w:t>failures</w:t>
-      </w:r>
-      <w:proofErr w:type="spellEnd"/>
-      <w:r>
-        <w:rPr>
-          <w:rFonts w:ascii="Open Sans" w:eastAsia="Times New Roman" w:hAnsi="Open Sans" w:cs="Open Sans"/>
-          <w:color w:val="000000"/>
-          <w:sz w:val="21"/>
-          <w:szCs w:val="21"/>
-          <w:shd w:val="clear" w:color="auto" w:fill="FFFFFF"/>
-          <w:lang w:eastAsia="en-GB"/>
-        </w:rPr>
-        <w:t xml:space="preserve"> </w:t>
-      </w:r>
-      <w:proofErr w:type="spellStart"/>
-      <w:r>
-        <w:rPr>
-          <w:rFonts w:ascii="Open Sans" w:eastAsia="Times New Roman" w:hAnsi="Open Sans" w:cs="Open Sans"/>
-          <w:color w:val="000000"/>
-          <w:sz w:val="21"/>
-          <w:szCs w:val="21"/>
-          <w:shd w:val="clear" w:color="auto" w:fill="FFFFFF"/>
-          <w:lang w:eastAsia="en-GB"/>
-        </w:rPr>
-        <w:t>were</w:t>
-      </w:r>
-      <w:proofErr w:type="spellEnd"/>
-      <w:r>
-        <w:rPr>
-          <w:rFonts w:ascii="Open Sans" w:eastAsia="Times New Roman" w:hAnsi="Open Sans" w:cs="Open Sans"/>
-          <w:color w:val="000000"/>
-          <w:sz w:val="21"/>
-          <w:szCs w:val="21"/>
-          <w:shd w:val="clear" w:color="auto" w:fill="FFFFFF"/>
-          <w:lang w:eastAsia="en-GB"/>
-        </w:rPr>
-        <w:t xml:space="preserve"> </w:t>
-      </w:r>
-      <w:proofErr w:type="spellStart"/>
-      <w:r>
-        <w:rPr>
-          <w:rFonts w:ascii="Open Sans" w:eastAsia="Times New Roman" w:hAnsi="Open Sans" w:cs="Open Sans"/>
-          <w:color w:val="000000"/>
-          <w:sz w:val="21"/>
-          <w:szCs w:val="21"/>
-          <w:shd w:val="clear" w:color="auto" w:fill="FFFFFF"/>
-          <w:lang w:eastAsia="en-GB"/>
-        </w:rPr>
-        <w:t>caused</w:t>
-      </w:r>
-      <w:proofErr w:type="spellEnd"/>
-      <w:r>
-        <w:rPr>
-          <w:rFonts w:ascii="Open Sans" w:eastAsia="Times New Roman" w:hAnsi="Open Sans" w:cs="Open Sans"/>
-          <w:color w:val="000000"/>
-          <w:sz w:val="21"/>
-          <w:szCs w:val="21"/>
-          <w:shd w:val="clear" w:color="auto" w:fill="FFFFFF"/>
-          <w:lang w:eastAsia="en-GB"/>
-        </w:rPr>
-        <w:t xml:space="preserve"> by </w:t>
-      </w:r>
-      <w:proofErr w:type="spellStart"/>
-      <w:r>
-        <w:rPr>
-          <w:rFonts w:ascii="Open Sans" w:eastAsia="Times New Roman" w:hAnsi="Open Sans" w:cs="Open Sans"/>
-          <w:color w:val="000000"/>
-          <w:sz w:val="21"/>
-          <w:szCs w:val="21"/>
-          <w:shd w:val="clear" w:color="auto" w:fill="FFFFFF"/>
-          <w:lang w:eastAsia="en-GB"/>
-        </w:rPr>
-        <w:t>the</w:t>
-      </w:r>
-      <w:proofErr w:type="spellEnd"/>
-      <w:r>
-        <w:rPr>
-          <w:rFonts w:ascii="Open Sans" w:eastAsia="Times New Roman" w:hAnsi="Open Sans" w:cs="Open Sans"/>
-          <w:color w:val="000000"/>
-          <w:sz w:val="21"/>
-          <w:szCs w:val="21"/>
-          <w:shd w:val="clear" w:color="auto" w:fill="FFFFFF"/>
-          <w:lang w:eastAsia="en-GB"/>
-        </w:rPr>
-        <w:t xml:space="preserve"> </w:t>
-      </w:r>
-      <w:proofErr w:type="spellStart"/>
-      <w:r>
-        <w:rPr>
-          <w:rFonts w:ascii="Open Sans" w:eastAsia="Times New Roman" w:hAnsi="Open Sans" w:cs="Open Sans"/>
-          <w:color w:val="000000"/>
-          <w:sz w:val="21"/>
-          <w:szCs w:val="21"/>
-          <w:shd w:val="clear" w:color="auto" w:fill="FFFFFF"/>
-          <w:lang w:eastAsia="en-GB"/>
-        </w:rPr>
-        <w:t>weights</w:t>
-      </w:r>
-      <w:proofErr w:type="spellEnd"/>
-      <w:r>
-        <w:rPr>
-          <w:rFonts w:ascii="Open Sans" w:eastAsia="Times New Roman" w:hAnsi="Open Sans" w:cs="Open Sans"/>
-          <w:color w:val="000000"/>
-          <w:sz w:val="21"/>
-          <w:szCs w:val="21"/>
-          <w:shd w:val="clear" w:color="auto" w:fill="FFFFFF"/>
-          <w:lang w:eastAsia="en-GB"/>
-        </w:rPr>
-        <w:t xml:space="preserve"> </w:t>
-      </w:r>
-      <w:proofErr w:type="spellStart"/>
-      <w:r>
-        <w:rPr>
-          <w:rFonts w:ascii="Open Sans" w:eastAsia="Times New Roman" w:hAnsi="Open Sans" w:cs="Open Sans"/>
-          <w:color w:val="000000"/>
-          <w:sz w:val="21"/>
-          <w:szCs w:val="21"/>
-          <w:shd w:val="clear" w:color="auto" w:fill="FFFFFF"/>
-          <w:lang w:eastAsia="en-GB"/>
-        </w:rPr>
-        <w:t>being</w:t>
-      </w:r>
-      <w:proofErr w:type="spellEnd"/>
-      <w:r>
-        <w:rPr>
-          <w:rFonts w:ascii="Open Sans" w:eastAsia="Times New Roman" w:hAnsi="Open Sans" w:cs="Open Sans"/>
-          <w:color w:val="000000"/>
-          <w:sz w:val="21"/>
-          <w:szCs w:val="21"/>
-          <w:shd w:val="clear" w:color="auto" w:fill="FFFFFF"/>
-          <w:lang w:eastAsia="en-GB"/>
-        </w:rPr>
-        <w:t xml:space="preserve"> set to </w:t>
-      </w:r>
-      <w:proofErr w:type="spellStart"/>
-      <w:r>
-        <w:rPr>
-          <w:rFonts w:ascii="Open Sans" w:eastAsia="Times New Roman" w:hAnsi="Open Sans" w:cs="Open Sans"/>
-          <w:color w:val="000000"/>
-          <w:sz w:val="21"/>
-          <w:szCs w:val="21"/>
-          <w:shd w:val="clear" w:color="auto" w:fill="FFFFFF"/>
-          <w:lang w:eastAsia="en-GB"/>
-        </w:rPr>
-        <w:t>NaN</w:t>
-      </w:r>
-      <w:proofErr w:type="spellEnd"/>
-      <w:r>
-        <w:rPr>
-          <w:rFonts w:ascii="Open Sans" w:eastAsia="Times New Roman" w:hAnsi="Open Sans" w:cs="Open Sans"/>
-          <w:color w:val="000000"/>
-          <w:sz w:val="21"/>
-          <w:szCs w:val="21"/>
-          <w:shd w:val="clear" w:color="auto" w:fill="FFFFFF"/>
-          <w:lang w:eastAsia="en-GB"/>
-        </w:rPr>
-        <w:t xml:space="preserve"> in </w:t>
-      </w:r>
-      <w:proofErr w:type="spellStart"/>
-      <w:r>
-        <w:rPr>
-          <w:rFonts w:ascii="Open Sans" w:eastAsia="Times New Roman" w:hAnsi="Open Sans" w:cs="Open Sans"/>
-          <w:color w:val="000000"/>
-          <w:sz w:val="21"/>
-          <w:szCs w:val="21"/>
-          <w:shd w:val="clear" w:color="auto" w:fill="FFFFFF"/>
-          <w:lang w:eastAsia="en-GB"/>
-        </w:rPr>
-        <w:t>cases</w:t>
-      </w:r>
-      <w:proofErr w:type="spellEnd"/>
-      <w:r>
-        <w:rPr>
-          <w:rFonts w:ascii="Open Sans" w:eastAsia="Times New Roman" w:hAnsi="Open Sans" w:cs="Open Sans"/>
-          <w:color w:val="000000"/>
-          <w:sz w:val="21"/>
-          <w:szCs w:val="21"/>
-          <w:shd w:val="clear" w:color="auto" w:fill="FFFFFF"/>
-          <w:lang w:eastAsia="en-GB"/>
-        </w:rPr>
-        <w:t xml:space="preserve"> </w:t>
-      </w:r>
-      <w:proofErr w:type="spellStart"/>
-      <w:r>
-        <w:rPr>
-          <w:rFonts w:ascii="Open Sans" w:eastAsia="Times New Roman" w:hAnsi="Open Sans" w:cs="Open Sans"/>
-          <w:color w:val="000000"/>
-          <w:sz w:val="21"/>
-          <w:szCs w:val="21"/>
-          <w:shd w:val="clear" w:color="auto" w:fill="FFFFFF"/>
-          <w:lang w:eastAsia="en-GB"/>
-        </w:rPr>
-        <w:t>where</w:t>
-      </w:r>
-      <w:proofErr w:type="spellEnd"/>
-      <w:r>
-        <w:rPr>
-          <w:rFonts w:ascii="Open Sans" w:eastAsia="Times New Roman" w:hAnsi="Open Sans" w:cs="Open Sans"/>
-          <w:color w:val="000000"/>
-          <w:sz w:val="21"/>
-          <w:szCs w:val="21"/>
-          <w:shd w:val="clear" w:color="auto" w:fill="FFFFFF"/>
-          <w:lang w:eastAsia="en-GB"/>
-        </w:rPr>
-        <w:t xml:space="preserve"> </w:t>
-      </w:r>
-      <w:proofErr w:type="spellStart"/>
-      <w:r>
-        <w:rPr>
-          <w:rFonts w:ascii="Open Sans" w:eastAsia="Times New Roman" w:hAnsi="Open Sans" w:cs="Open Sans"/>
-          <w:color w:val="000000"/>
-          <w:sz w:val="21"/>
-          <w:szCs w:val="21"/>
-          <w:shd w:val="clear" w:color="auto" w:fill="FFFFFF"/>
-          <w:lang w:eastAsia="en-GB"/>
-        </w:rPr>
-        <w:t>the</w:t>
-      </w:r>
-      <w:proofErr w:type="spellEnd"/>
-      <w:r>
-        <w:rPr>
-          <w:rFonts w:ascii="Open Sans" w:eastAsia="Times New Roman" w:hAnsi="Open Sans" w:cs="Open Sans"/>
-          <w:color w:val="000000"/>
-          <w:sz w:val="21"/>
-          <w:szCs w:val="21"/>
-          <w:shd w:val="clear" w:color="auto" w:fill="FFFFFF"/>
-          <w:lang w:eastAsia="en-GB"/>
-        </w:rPr>
-        <w:t xml:space="preserve"> lidar </w:t>
+        <w:t>LiDAR</w:t>
+      </w:r>
+      <w:proofErr w:type="spellEnd"/>
+      <w:r>
+        <w:rPr>
+          <w:rFonts w:ascii="Open Sans" w:eastAsia="Times New Roman" w:hAnsi="Open Sans" w:cs="Open Sans"/>
+          <w:color w:val="000000"/>
+          <w:sz w:val="21"/>
+          <w:szCs w:val="21"/>
+          <w:shd w:val="clear" w:color="auto" w:fill="FFFFFF"/>
+          <w:lang w:eastAsia="en-GB"/>
+        </w:rPr>
+        <w:t xml:space="preserve"> </w:t>
+      </w:r>
+      <w:proofErr w:type="spellStart"/>
+      <w:r>
+        <w:rPr>
+          <w:rFonts w:ascii="Open Sans" w:eastAsia="Times New Roman" w:hAnsi="Open Sans" w:cs="Open Sans"/>
+          <w:color w:val="000000"/>
+          <w:sz w:val="21"/>
+          <w:szCs w:val="21"/>
+          <w:shd w:val="clear" w:color="auto" w:fill="FFFFFF"/>
+          <w:lang w:eastAsia="en-GB"/>
+        </w:rPr>
+        <w:t>channel</w:t>
+      </w:r>
+      <w:proofErr w:type="spellEnd"/>
+      <w:r>
+        <w:rPr>
+          <w:rFonts w:ascii="Open Sans" w:eastAsia="Times New Roman" w:hAnsi="Open Sans" w:cs="Open Sans"/>
+          <w:color w:val="000000"/>
+          <w:sz w:val="21"/>
+          <w:szCs w:val="21"/>
+          <w:shd w:val="clear" w:color="auto" w:fill="FFFFFF"/>
+          <w:lang w:eastAsia="en-GB"/>
+        </w:rPr>
+        <w:t xml:space="preserve"> </w:t>
       </w:r>
       <w:proofErr w:type="spellStart"/>
       <w:r>
@@ -4277,10 +5638,7 @@
                             </w:r>
                             <w:proofErr w:type="spellEnd"/>
                             <w:r>
-                              <w:t xml:space="preserve"> </w:t>
-                            </w:r>
-                            <w:r>
-                              <w:t>1</w:t>
+                              <w:t xml:space="preserve"> 1</w:t>
                             </w:r>
                             <w:r>
                               <w:rPr>
@@ -4341,10 +5699,7 @@
                       </w:r>
                       <w:proofErr w:type="spellEnd"/>
                       <w:r>
-                        <w:t xml:space="preserve"> </w:t>
-                      </w:r>
-                      <w:r>
-                        <w:t>1</w:t>
+                        <w:t xml:space="preserve"> 1</w:t>
                       </w:r>
                       <w:r>
                         <w:rPr>
